--- a/resume/Engineering Design/Resume- Abdelrahman Elewah.docx
+++ b/resume/Engineering Design/Resume- Abdelrahman Elewah.docx
@@ -424,25 +424,14 @@
         </w:rPr>
         <w:t xml:space="preserve"> Assistant at </w:t>
       </w:r>
-      <w:proofErr w:type="spellStart"/>
-      <w:r>
-        <w:rPr>
-          <w:rFonts w:asciiTheme="majorHAnsi" w:hAnsiTheme="majorHAnsi" w:cs="Arial"/>
-          <w:spacing w:val="-2"/>
-          <w:sz w:val="20"/>
-          <w:lang w:val="en-GB"/>
-        </w:rPr>
-        <w:t>Benha</w:t>
-      </w:r>
-      <w:proofErr w:type="spellEnd"/>
-      <w:r>
-        <w:rPr>
-          <w:rFonts w:asciiTheme="majorHAnsi" w:hAnsiTheme="majorHAnsi" w:cs="Arial"/>
-          <w:spacing w:val="-2"/>
-          <w:sz w:val="20"/>
-          <w:lang w:val="en-GB"/>
-        </w:rPr>
-        <w:t xml:space="preserve"> </w:t>
+      <w:r>
+        <w:rPr>
+          <w:rFonts w:asciiTheme="majorHAnsi" w:hAnsiTheme="majorHAnsi" w:cs="Arial"/>
+          <w:spacing w:val="-2"/>
+          <w:sz w:val="20"/>
+          <w:lang w:val="en-GB"/>
+        </w:rPr>
+        <w:t xml:space="preserve">Benha </w:t>
       </w:r>
       <w:r>
         <w:rPr>
@@ -498,7 +487,6 @@
         </w:rPr>
         <w:t xml:space="preserve">We designed the </w:t>
       </w:r>
-      <w:proofErr w:type="spellStart"/>
       <w:r>
         <w:rPr>
           <w:rFonts w:asciiTheme="majorHAnsi" w:hAnsiTheme="majorHAnsi" w:cs="Arial"/>
@@ -508,35 +496,14 @@
         </w:rPr>
         <w:t>SensorsConnect</w:t>
       </w:r>
-      <w:proofErr w:type="spellEnd"/>
-      <w:r>
-        <w:rPr>
-          <w:rFonts w:asciiTheme="majorHAnsi" w:hAnsiTheme="majorHAnsi" w:cs="Arial"/>
-          <w:spacing w:val="-2"/>
-          <w:sz w:val="20"/>
-          <w:lang w:val="en-GB"/>
-        </w:rPr>
-        <w:t xml:space="preserve"> framework and participated in the developing data visualization method (</w:t>
-      </w:r>
-      <w:proofErr w:type="spellStart"/>
-      <w:r>
-        <w:rPr>
-          <w:rFonts w:asciiTheme="majorHAnsi" w:hAnsiTheme="majorHAnsi" w:cs="Arial"/>
-          <w:spacing w:val="-2"/>
-          <w:sz w:val="20"/>
-          <w:lang w:val="en-GB"/>
-        </w:rPr>
-        <w:t>RadViz-plotly</w:t>
-      </w:r>
-      <w:proofErr w:type="spellEnd"/>
-      <w:r>
-        <w:rPr>
-          <w:rFonts w:asciiTheme="majorHAnsi" w:hAnsiTheme="majorHAnsi" w:cs="Arial"/>
-          <w:spacing w:val="-2"/>
-          <w:sz w:val="20"/>
-          <w:lang w:val="en-GB"/>
-        </w:rPr>
-        <w:t>).</w:t>
+      <w:r>
+        <w:rPr>
+          <w:rFonts w:asciiTheme="majorHAnsi" w:hAnsiTheme="majorHAnsi" w:cs="Arial"/>
+          <w:spacing w:val="-2"/>
+          <w:sz w:val="20"/>
+          <w:lang w:val="en-GB"/>
+        </w:rPr>
+        <w:t xml:space="preserve"> framework and participated in the developing data visualization method (RadViz-plotly).</w:t>
       </w:r>
     </w:p>
     <w:p>
@@ -583,7 +550,25 @@
           <w:sz w:val="20"/>
           <w:lang w:val="en-GB"/>
         </w:rPr>
-        <w:t>rchitecture course</w:t>
+        <w:t>rchitecture</w:t>
+      </w:r>
+      <w:r>
+        <w:rPr>
+          <w:rFonts w:asciiTheme="majorHAnsi" w:hAnsiTheme="majorHAnsi" w:cs="Arial"/>
+          <w:spacing w:val="-2"/>
+          <w:sz w:val="20"/>
+          <w:lang w:val="en-GB"/>
+        </w:rPr>
+        <w:t>, Micro Processors, and Embedded Systems</w:t>
+      </w:r>
+      <w:r>
+        <w:rPr>
+          <w:rFonts w:asciiTheme="majorHAnsi" w:hAnsiTheme="majorHAnsi" w:cs="Arial"/>
+          <w:spacing w:val="-2"/>
+          <w:sz w:val="20"/>
+          <w:lang w:val="en-GB"/>
+        </w:rPr>
+        <w:t xml:space="preserve"> course</w:t>
       </w:r>
       <w:r>
         <w:rPr>
@@ -601,7 +586,25 @@
           <w:sz w:val="20"/>
           <w:lang w:val="en-GB"/>
         </w:rPr>
-        <w:t xml:space="preserve"> and leading FPGA and VHDL tutorials.</w:t>
+        <w:t xml:space="preserve"> and leading FPGA</w:t>
+      </w:r>
+      <w:r>
+        <w:rPr>
+          <w:rFonts w:asciiTheme="majorHAnsi" w:hAnsiTheme="majorHAnsi" w:cs="Arial"/>
+          <w:spacing w:val="-2"/>
+          <w:sz w:val="20"/>
+          <w:lang w:val="en-GB"/>
+        </w:rPr>
+        <w:t>/</w:t>
+      </w:r>
+      <w:r>
+        <w:rPr>
+          <w:rFonts w:asciiTheme="majorHAnsi" w:hAnsiTheme="majorHAnsi" w:cs="Arial"/>
+          <w:spacing w:val="-2"/>
+          <w:sz w:val="20"/>
+          <w:lang w:val="en-GB"/>
+        </w:rPr>
+        <w:t>VHDL tutorials.</w:t>
       </w:r>
     </w:p>
     <w:p>
@@ -678,7 +681,6 @@
         </w:rPr>
         <w:t>m</w:t>
       </w:r>
-      <w:proofErr w:type="spellStart"/>
       <w:r>
         <w:rPr>
           <w:rFonts w:asciiTheme="majorHAnsi" w:hAnsiTheme="majorHAnsi" w:cstheme="majorHAnsi"/>
@@ -686,17 +688,7 @@
           <w:sz w:val="20"/>
           <w:szCs w:val="20"/>
         </w:rPr>
-        <w:t>odulation</w:t>
-      </w:r>
-      <w:proofErr w:type="spellEnd"/>
-      <w:r>
-        <w:rPr>
-          <w:rFonts w:asciiTheme="majorHAnsi" w:hAnsiTheme="majorHAnsi" w:cstheme="majorHAnsi"/>
-          <w:bCs/>
-          <w:sz w:val="20"/>
-          <w:szCs w:val="20"/>
-        </w:rPr>
-        <w:t xml:space="preserve"> </w:t>
+        <w:t xml:space="preserve">odulation </w:t>
       </w:r>
       <w:r>
         <w:rPr>
@@ -873,7 +865,6 @@
           <w:lang w:val="en-GB"/>
         </w:rPr>
       </w:pPr>
-      <w:proofErr w:type="gramStart"/>
       <w:r>
         <w:rPr>
           <w:rFonts w:asciiTheme="majorHAnsi" w:hAnsiTheme="majorHAnsi" w:cs="Arial"/>
@@ -899,17 +890,7 @@
           <w:sz w:val="20"/>
           <w:lang w:val="en-GB"/>
         </w:rPr>
-        <w:t>year</w:t>
-      </w:r>
-      <w:proofErr w:type="gramEnd"/>
-      <w:r>
-        <w:rPr>
-          <w:rFonts w:asciiTheme="majorHAnsi" w:hAnsiTheme="majorHAnsi" w:cs="Arial"/>
-          <w:spacing w:val="-2"/>
-          <w:sz w:val="20"/>
-          <w:lang w:val="en-GB"/>
-        </w:rPr>
-        <w:t xml:space="preserve"> experience working in 2U as a TA for </w:t>
+        <w:t xml:space="preserve">year experience working in 2U as a TA for </w:t>
       </w:r>
       <w:r>
         <w:rPr>
@@ -988,27 +969,7 @@
           <w:sz w:val="20"/>
           <w:lang w:val="en-GB"/>
         </w:rPr>
-        <w:t xml:space="preserve">at </w:t>
-      </w:r>
-      <w:proofErr w:type="spellStart"/>
-      <w:r>
-        <w:rPr>
-          <w:rFonts w:asciiTheme="majorHAnsi" w:hAnsiTheme="majorHAnsi" w:cs="Arial"/>
-          <w:spacing w:val="-2"/>
-          <w:sz w:val="20"/>
-          <w:lang w:val="en-GB"/>
-        </w:rPr>
-        <w:t>Tamra</w:t>
-      </w:r>
-      <w:proofErr w:type="spellEnd"/>
-      <w:r>
-        <w:rPr>
-          <w:rFonts w:asciiTheme="majorHAnsi" w:hAnsiTheme="majorHAnsi" w:cs="Arial"/>
-          <w:spacing w:val="-2"/>
-          <w:sz w:val="20"/>
-          <w:lang w:val="en-GB"/>
-        </w:rPr>
-        <w:t xml:space="preserve"> IoT</w:t>
+        <w:t>at Tamra IoT</w:t>
       </w:r>
       <w:r>
         <w:rPr>
@@ -1026,27 +987,7 @@
           <w:sz w:val="20"/>
           <w:lang w:val="en-GB"/>
         </w:rPr>
-        <w:t xml:space="preserve"> </w:t>
-      </w:r>
-      <w:proofErr w:type="spellStart"/>
-      <w:r>
-        <w:rPr>
-          <w:rFonts w:asciiTheme="majorHAnsi" w:hAnsiTheme="majorHAnsi" w:cs="Arial"/>
-          <w:spacing w:val="-2"/>
-          <w:sz w:val="20"/>
-          <w:lang w:val="en-GB"/>
-        </w:rPr>
-        <w:t>Tamra</w:t>
-      </w:r>
-      <w:proofErr w:type="spellEnd"/>
-      <w:r>
-        <w:rPr>
-          <w:rFonts w:asciiTheme="majorHAnsi" w:hAnsiTheme="majorHAnsi" w:cs="Arial"/>
-          <w:spacing w:val="-2"/>
-          <w:sz w:val="20"/>
-          <w:lang w:val="en-GB"/>
-        </w:rPr>
-        <w:t xml:space="preserve"> IoT won a seed fund in </w:t>
+        <w:t xml:space="preserve"> Tamra IoT won a seed fund in </w:t>
       </w:r>
       <w:r>
         <w:rPr>
@@ -1057,25 +998,14 @@
         </w:rPr>
         <w:t xml:space="preserve">the </w:t>
       </w:r>
-      <w:proofErr w:type="spellStart"/>
-      <w:r>
-        <w:rPr>
-          <w:rFonts w:asciiTheme="majorHAnsi" w:hAnsiTheme="majorHAnsi" w:cs="Arial"/>
-          <w:spacing w:val="-2"/>
-          <w:sz w:val="20"/>
-          <w:lang w:val="en-GB"/>
-        </w:rPr>
-        <w:t>InnoEgypt</w:t>
-      </w:r>
-      <w:proofErr w:type="spellEnd"/>
-      <w:r>
-        <w:rPr>
-          <w:rFonts w:asciiTheme="majorHAnsi" w:hAnsiTheme="majorHAnsi" w:cs="Arial"/>
-          <w:spacing w:val="-2"/>
-          <w:sz w:val="20"/>
-          <w:lang w:val="en-GB"/>
-        </w:rPr>
-        <w:t xml:space="preserve"> program at the ICT track.</w:t>
+      <w:r>
+        <w:rPr>
+          <w:rFonts w:asciiTheme="majorHAnsi" w:hAnsiTheme="majorHAnsi" w:cs="Arial"/>
+          <w:spacing w:val="-2"/>
+          <w:sz w:val="20"/>
+          <w:lang w:val="en-GB"/>
+        </w:rPr>
+        <w:t>InnoEgypt program at the ICT track.</w:t>
       </w:r>
     </w:p>
     <w:p>
@@ -1846,25 +1776,7 @@
           <w:sz w:val="20"/>
           <w:szCs w:val="20"/>
         </w:rPr>
-        <w:t xml:space="preserve">called </w:t>
-      </w:r>
-      <w:proofErr w:type="spellStart"/>
-      <w:r>
-        <w:rPr>
-          <w:rFonts w:asciiTheme="majorHAnsi" w:hAnsiTheme="majorHAnsi" w:cstheme="majorHAnsi"/>
-          <w:sz w:val="20"/>
-          <w:szCs w:val="20"/>
-        </w:rPr>
-        <w:t>SensorsConnect</w:t>
-      </w:r>
-      <w:proofErr w:type="spellEnd"/>
-      <w:r>
-        <w:rPr>
-          <w:rFonts w:asciiTheme="majorHAnsi" w:hAnsiTheme="majorHAnsi" w:cstheme="majorHAnsi"/>
-          <w:sz w:val="20"/>
-          <w:szCs w:val="20"/>
-        </w:rPr>
-        <w:t>: a search engine for real-time sensing data</w:t>
+        <w:t>called SensorsConnect: a search engine for real-time sensing data</w:t>
       </w:r>
       <w:r>
         <w:rPr>
@@ -1899,57 +1811,7 @@
           <w:sz w:val="20"/>
           <w:szCs w:val="20"/>
         </w:rPr>
-        <w:t xml:space="preserve">Design the </w:t>
-      </w:r>
-      <w:proofErr w:type="spellStart"/>
-      <w:r>
-        <w:rPr>
-          <w:rFonts w:asciiTheme="majorHAnsi" w:hAnsiTheme="majorHAnsi" w:cstheme="majorHAnsi"/>
-          <w:sz w:val="20"/>
-          <w:szCs w:val="20"/>
-        </w:rPr>
-        <w:t>ThingsDriver</w:t>
-      </w:r>
-      <w:proofErr w:type="spellEnd"/>
-      <w:r>
-        <w:rPr>
-          <w:rFonts w:asciiTheme="majorHAnsi" w:hAnsiTheme="majorHAnsi" w:cstheme="majorHAnsi"/>
-          <w:sz w:val="20"/>
-          <w:szCs w:val="20"/>
-        </w:rPr>
-        <w:t xml:space="preserve"> standard to manage/control IoT node</w:t>
-      </w:r>
-      <w:r>
-        <w:rPr>
-          <w:rFonts w:asciiTheme="majorHAnsi" w:hAnsiTheme="majorHAnsi" w:cstheme="majorHAnsi"/>
-          <w:sz w:val="20"/>
-          <w:szCs w:val="20"/>
-        </w:rPr>
-        <w:t>s</w:t>
-      </w:r>
-      <w:r>
-        <w:rPr>
-          <w:rFonts w:asciiTheme="majorHAnsi" w:hAnsiTheme="majorHAnsi" w:cstheme="majorHAnsi"/>
-          <w:sz w:val="20"/>
-          <w:szCs w:val="20"/>
-        </w:rPr>
-        <w:t xml:space="preserve"> from the cloud</w:t>
-      </w:r>
-      <w:r>
-        <w:rPr>
-          <w:rFonts w:asciiTheme="majorHAnsi" w:hAnsiTheme="majorHAnsi" w:cstheme="majorHAnsi"/>
-          <w:sz w:val="20"/>
-          <w:szCs w:val="20"/>
-        </w:rPr>
-        <w:t>.</w:t>
-      </w:r>
-      <w:r>
-        <w:rPr>
-          <w:rFonts w:asciiTheme="majorHAnsi" w:hAnsiTheme="majorHAnsi" w:cstheme="majorHAnsi"/>
-          <w:sz w:val="20"/>
-          <w:szCs w:val="20"/>
-        </w:rPr>
-        <w:t xml:space="preserve"> </w:t>
+        <w:t xml:space="preserve">Designed the ThingsDriver standard to manage/control IoT nodes from the cloud and published it as a paper. </w:t>
       </w:r>
     </w:p>
     <w:p>
@@ -1984,71 +1846,7 @@
           <w:sz w:val="20"/>
           <w:szCs w:val="20"/>
         </w:rPr>
-        <w:t xml:space="preserve"> and conducting research on</w:t>
-      </w:r>
-      <w:r>
-        <w:rPr>
-          <w:rFonts w:asciiTheme="majorHAnsi" w:hAnsiTheme="majorHAnsi" w:cstheme="majorHAnsi"/>
-          <w:sz w:val="20"/>
-          <w:szCs w:val="20"/>
-        </w:rPr>
-        <w:t xml:space="preserve"> </w:t>
-      </w:r>
-      <w:r>
-        <w:rPr>
-          <w:rFonts w:asciiTheme="majorHAnsi" w:hAnsiTheme="majorHAnsi" w:cstheme="majorHAnsi"/>
-          <w:sz w:val="20"/>
-          <w:szCs w:val="20"/>
-        </w:rPr>
-        <w:t>fields</w:t>
-      </w:r>
-      <w:r>
-        <w:rPr>
-          <w:rFonts w:asciiTheme="majorHAnsi" w:hAnsiTheme="majorHAnsi" w:cstheme="majorHAnsi"/>
-          <w:sz w:val="20"/>
-          <w:szCs w:val="20"/>
-        </w:rPr>
-        <w:t xml:space="preserve"> such as</w:t>
-      </w:r>
-      <w:r>
-        <w:rPr>
-          <w:rFonts w:asciiTheme="majorHAnsi" w:hAnsiTheme="majorHAnsi" w:cstheme="majorHAnsi"/>
-          <w:sz w:val="20"/>
-          <w:szCs w:val="20"/>
-        </w:rPr>
-        <w:t xml:space="preserve"> autonomous vehicle</w:t>
-      </w:r>
-      <w:r>
-        <w:rPr>
-          <w:rFonts w:asciiTheme="majorHAnsi" w:hAnsiTheme="majorHAnsi" w:cstheme="majorHAnsi"/>
-          <w:sz w:val="20"/>
-          <w:szCs w:val="20"/>
-        </w:rPr>
-        <w:t>s</w:t>
-      </w:r>
-      <w:r>
-        <w:rPr>
-          <w:rFonts w:asciiTheme="majorHAnsi" w:hAnsiTheme="majorHAnsi" w:cstheme="majorHAnsi"/>
-          <w:sz w:val="20"/>
-          <w:szCs w:val="20"/>
-        </w:rPr>
-        <w:t xml:space="preserve">, </w:t>
-      </w:r>
-      <w:r>
-        <w:rPr>
-          <w:rFonts w:asciiTheme="majorHAnsi" w:hAnsiTheme="majorHAnsi" w:cstheme="majorHAnsi"/>
-          <w:sz w:val="20"/>
-          <w:szCs w:val="20"/>
-        </w:rPr>
-        <w:t>software-defined vehicles (SDV), and digital twins</w:t>
-      </w:r>
-      <w:r>
-        <w:rPr>
-          <w:rFonts w:asciiTheme="majorHAnsi" w:hAnsiTheme="majorHAnsi" w:cstheme="majorHAnsi"/>
-          <w:sz w:val="20"/>
-          <w:szCs w:val="20"/>
-        </w:rPr>
-        <w:t>.</w:t>
+        <w:t xml:space="preserve"> and conducting research on fields such as autonomous vehicles, software-defined vehicles (SDV), and digital twins.</w:t>
       </w:r>
     </w:p>
     <w:p>
@@ -2083,25 +1881,7 @@
           <w:sz w:val="20"/>
           <w:szCs w:val="20"/>
         </w:rPr>
-        <w:t xml:space="preserve">data visualization method, </w:t>
-      </w:r>
-      <w:proofErr w:type="spellStart"/>
-      <w:r>
-        <w:rPr>
-          <w:rFonts w:asciiTheme="majorHAnsi" w:hAnsiTheme="majorHAnsi" w:cstheme="majorHAnsi"/>
-          <w:sz w:val="20"/>
-          <w:szCs w:val="20"/>
-        </w:rPr>
-        <w:t>RadViz</w:t>
-      </w:r>
-      <w:proofErr w:type="spellEnd"/>
-      <w:r>
-        <w:rPr>
-          <w:rFonts w:asciiTheme="majorHAnsi" w:hAnsiTheme="majorHAnsi" w:cstheme="majorHAnsi"/>
-          <w:sz w:val="20"/>
-          <w:szCs w:val="20"/>
-        </w:rPr>
-        <w:t>-Plotly, to visualize high-</w:t>
+        <w:t>data visualization method, RadViz-Plotly, to visualize high-</w:t>
       </w:r>
       <w:r>
         <w:rPr>
@@ -2197,77 +1977,6 @@
     </w:p>
     <w:p>
       <w:pPr>
-        <w:tabs>
-          <w:tab w:val="right" w:pos="0"/>
-          <w:tab w:val="left" w:pos="360"/>
-          <w:tab w:val="right" w:pos="10200"/>
-        </w:tabs>
-        <w:ind w:left="360" w:hanging="360"/>
-        <w:rPr>
-          <w:rFonts w:asciiTheme="majorHAnsi" w:hAnsiTheme="majorHAnsi" w:cstheme="majorHAnsi"/>
-          <w:color w:val="808080" w:themeColor="background1" w:themeShade="80"/>
-          <w:sz w:val="20"/>
-          <w:szCs w:val="20"/>
-          <w:rtl/>
-          <w:lang w:bidi="ar-JO"/>
-        </w:rPr>
-      </w:pPr>
-      <w:r>
-        <w:rPr>
-          <w:rFonts w:asciiTheme="majorHAnsi" w:hAnsiTheme="majorHAnsi" w:cstheme="majorHAnsi"/>
-          <w:b/>
-          <w:sz w:val="20"/>
-          <w:szCs w:val="20"/>
-        </w:rPr>
-        <w:t>Co-Founder</w:t>
-      </w:r>
-      <w:r>
-        <w:rPr>
-          <w:rFonts w:asciiTheme="majorHAnsi" w:hAnsiTheme="majorHAnsi" w:cstheme="majorHAnsi"/>
-          <w:b/>
-          <w:sz w:val="20"/>
-          <w:szCs w:val="20"/>
-        </w:rPr>
-        <w:t>,</w:t>
-      </w:r>
-      <w:r>
-        <w:rPr>
-          <w:rFonts w:asciiTheme="majorHAnsi" w:hAnsiTheme="majorHAnsi" w:cstheme="majorHAnsi"/>
-          <w:sz w:val="20"/>
-          <w:szCs w:val="20"/>
-        </w:rPr>
-        <w:t xml:space="preserve"> </w:t>
-      </w:r>
-      <w:proofErr w:type="spellStart"/>
-      <w:r>
-        <w:rPr>
-          <w:rFonts w:asciiTheme="majorHAnsi" w:hAnsiTheme="majorHAnsi" w:cstheme="majorHAnsi"/>
-          <w:sz w:val="20"/>
-          <w:szCs w:val="20"/>
-        </w:rPr>
-        <w:t>Tamra</w:t>
-      </w:r>
-      <w:proofErr w:type="spellEnd"/>
-      <w:r>
-        <w:rPr>
-          <w:rFonts w:asciiTheme="majorHAnsi" w:hAnsiTheme="majorHAnsi" w:cstheme="majorHAnsi"/>
-          <w:sz w:val="20"/>
-          <w:szCs w:val="20"/>
-        </w:rPr>
-        <w:t xml:space="preserve">-IoT </w:t>
-      </w:r>
-      <w:r>
-        <w:rPr>
-          <w:rFonts w:asciiTheme="majorHAnsi" w:hAnsiTheme="majorHAnsi" w:cstheme="majorHAnsi"/>
-          <w:sz w:val="20"/>
-          <w:szCs w:val="20"/>
-        </w:rPr>
-        <w:tab/>
-        <w:t>2018- present</w:t>
-      </w:r>
-    </w:p>
-    <w:p>
-      <w:pPr>
         <w:pStyle w:val="ListParagraph"/>
         <w:numPr>
           <w:ilvl w:val="0"/>
@@ -2290,25 +1999,138 @@
           <w:sz w:val="20"/>
           <w:szCs w:val="20"/>
         </w:rPr>
-        <w:t xml:space="preserve">Collaborate in designing </w:t>
-      </w:r>
-      <w:proofErr w:type="spellStart"/>
-      <w:r>
-        <w:rPr>
-          <w:rFonts w:asciiTheme="majorHAnsi" w:hAnsiTheme="majorHAnsi" w:cstheme="majorHAnsi"/>
-          <w:sz w:val="20"/>
-          <w:szCs w:val="20"/>
-        </w:rPr>
-        <w:t>Tamra</w:t>
-      </w:r>
-      <w:proofErr w:type="spellEnd"/>
-      <w:r>
-        <w:rPr>
-          <w:rFonts w:asciiTheme="majorHAnsi" w:hAnsiTheme="majorHAnsi" w:cstheme="majorHAnsi"/>
-          <w:sz w:val="20"/>
-          <w:szCs w:val="20"/>
-        </w:rPr>
-        <w:t xml:space="preserve"> IoT platform for Makers and STEM students.</w:t>
+        <w:t>Introduced a data visualization method, RadViz-Plotly, to visualize high-dimensional data and published it as a paper.</w:t>
+      </w:r>
+    </w:p>
+    <w:p>
+      <w:pPr>
+        <w:tabs>
+          <w:tab w:val="right" w:pos="0"/>
+          <w:tab w:val="left" w:pos="360"/>
+          <w:tab w:val="right" w:pos="10200"/>
+        </w:tabs>
+        <w:ind w:left="360" w:hanging="360"/>
+        <w:rPr>
+          <w:rFonts w:asciiTheme="majorHAnsi" w:hAnsiTheme="majorHAnsi" w:cstheme="majorHAnsi"/>
+          <w:color w:val="808080" w:themeColor="background1" w:themeShade="80"/>
+          <w:sz w:val="20"/>
+          <w:szCs w:val="20"/>
+        </w:rPr>
+      </w:pPr>
+      <w:r>
+        <w:rPr>
+          <w:rFonts w:asciiTheme="majorHAnsi" w:hAnsiTheme="majorHAnsi" w:cstheme="majorHAnsi"/>
+          <w:b/>
+          <w:sz w:val="20"/>
+          <w:szCs w:val="20"/>
+        </w:rPr>
+        <w:t>Teaching Assistant</w:t>
+      </w:r>
+      <w:r>
+        <w:rPr>
+          <w:rFonts w:asciiTheme="majorHAnsi" w:hAnsiTheme="majorHAnsi" w:cstheme="majorHAnsi"/>
+          <w:b/>
+          <w:sz w:val="20"/>
+          <w:szCs w:val="20"/>
+        </w:rPr>
+        <w:t>,</w:t>
+      </w:r>
+      <w:r>
+        <w:rPr>
+          <w:rFonts w:asciiTheme="majorHAnsi" w:hAnsiTheme="majorHAnsi" w:cstheme="majorHAnsi" w:hint="cs"/>
+          <w:sz w:val="20"/>
+          <w:szCs w:val="20"/>
+          <w:rtl/>
+        </w:rPr>
+        <w:t xml:space="preserve"> </w:t>
+      </w:r>
+      <w:r>
+        <w:rPr>
+          <w:rFonts w:asciiTheme="majorHAnsi" w:hAnsiTheme="majorHAnsi" w:cstheme="majorHAnsi"/>
+          <w:sz w:val="20"/>
+          <w:szCs w:val="20"/>
+        </w:rPr>
+        <w:t>Ontario Tech</w:t>
+      </w:r>
+      <w:r>
+        <w:rPr>
+          <w:rFonts w:asciiTheme="majorHAnsi" w:hAnsiTheme="majorHAnsi" w:cstheme="majorHAnsi"/>
+          <w:sz w:val="20"/>
+          <w:szCs w:val="20"/>
+        </w:rPr>
+        <w:t xml:space="preserve"> University,</w:t>
+      </w:r>
+      <w:r>
+        <w:rPr>
+          <w:rFonts w:asciiTheme="majorHAnsi" w:hAnsiTheme="majorHAnsi" w:cstheme="majorHAnsi"/>
+          <w:sz w:val="20"/>
+          <w:szCs w:val="20"/>
+        </w:rPr>
+        <w:t xml:space="preserve"> Dept Electrical, Computer</w:t>
+      </w:r>
+      <w:r>
+        <w:rPr>
+          <w:rFonts w:asciiTheme="majorHAnsi" w:hAnsiTheme="majorHAnsi" w:cstheme="majorHAnsi"/>
+          <w:sz w:val="20"/>
+          <w:szCs w:val="20"/>
+        </w:rPr>
+        <w:t xml:space="preserve">, and </w:t>
+      </w:r>
+      <w:r>
+        <w:rPr>
+          <w:rFonts w:asciiTheme="majorHAnsi" w:hAnsiTheme="majorHAnsi" w:cstheme="majorHAnsi"/>
+          <w:sz w:val="20"/>
+          <w:szCs w:val="20"/>
+        </w:rPr>
+        <w:t>Software Eng</w:t>
+      </w:r>
+      <w:r>
+        <w:rPr>
+          <w:rFonts w:asciiTheme="majorHAnsi" w:hAnsiTheme="majorHAnsi" w:cstheme="majorHAnsi"/>
+          <w:sz w:val="20"/>
+          <w:szCs w:val="20"/>
+        </w:rPr>
+        <w:t>.</w:t>
+      </w:r>
+      <w:r>
+        <w:rPr>
+          <w:rFonts w:asciiTheme="majorHAnsi" w:hAnsiTheme="majorHAnsi" w:cstheme="majorHAnsi"/>
+          <w:sz w:val="20"/>
+          <w:szCs w:val="20"/>
+        </w:rPr>
+        <w:t>, Ontario, Canada</w:t>
+      </w:r>
+      <w:r>
+        <w:rPr>
+          <w:rFonts w:asciiTheme="majorHAnsi" w:hAnsiTheme="majorHAnsi" w:cstheme="majorHAnsi"/>
+          <w:sz w:val="20"/>
+          <w:szCs w:val="20"/>
+        </w:rPr>
+        <w:tab/>
+      </w:r>
+      <w:r>
+        <w:rPr>
+          <w:rFonts w:asciiTheme="majorHAnsi" w:hAnsiTheme="majorHAnsi" w:cstheme="majorHAnsi"/>
+          <w:sz w:val="20"/>
+          <w:szCs w:val="20"/>
+        </w:rPr>
+        <w:t>2020</w:t>
+      </w:r>
+      <w:r>
+        <w:rPr>
+          <w:rFonts w:asciiTheme="majorHAnsi" w:hAnsiTheme="majorHAnsi" w:cstheme="majorHAnsi"/>
+          <w:sz w:val="20"/>
+          <w:szCs w:val="20"/>
+        </w:rPr>
+        <w:t xml:space="preserve"> – </w:t>
+      </w:r>
+      <w:r>
+        <w:rPr>
+          <w:rFonts w:asciiTheme="majorHAnsi" w:hAnsiTheme="majorHAnsi" w:cstheme="majorHAnsi"/>
+          <w:sz w:val="20"/>
+          <w:szCs w:val="20"/>
+        </w:rPr>
+        <w:t>present</w:t>
       </w:r>
     </w:p>
     <w:p>
@@ -2335,7 +2157,322 @@
           <w:sz w:val="20"/>
           <w:szCs w:val="20"/>
         </w:rPr>
-        <w:t>Collaborate in managing the business.</w:t>
+        <w:t>Teaching/Leading tutorials in Electrical/Software Engineering courses:</w:t>
+      </w:r>
+    </w:p>
+    <w:tbl>
+      <w:tblPr>
+        <w:tblStyle w:val="TableGrid"/>
+        <w:tblW w:w="0" w:type="auto"/>
+        <w:tblInd w:w="360" w:type="dxa"/>
+        <w:tblBorders>
+          <w:top w:val="none" w:sz="0" w:space="0" w:color="auto"/>
+          <w:left w:val="none" w:sz="0" w:space="0" w:color="auto"/>
+          <w:bottom w:val="none" w:sz="0" w:space="0" w:color="auto"/>
+          <w:right w:val="none" w:sz="0" w:space="0" w:color="auto"/>
+          <w:insideH w:val="none" w:sz="0" w:space="0" w:color="auto"/>
+          <w:insideV w:val="none" w:sz="0" w:space="0" w:color="auto"/>
+        </w:tblBorders>
+        <w:tblLook w:val="04A0" w:firstRow="1" w:lastRow="0" w:firstColumn="1" w:lastColumn="0" w:noHBand="0" w:noVBand="1"/>
+      </w:tblPr>
+      <w:tblGrid>
+        <w:gridCol w:w="5089"/>
+        <w:gridCol w:w="5089"/>
+      </w:tblGrid>
+      <w:tr>
+        <w:tc>
+          <w:tcPr>
+            <w:tcW w:w="5089" w:type="dxa"/>
+          </w:tcPr>
+          <w:p>
+            <w:pPr>
+              <w:pStyle w:val="ListParagraph"/>
+              <w:numPr>
+                <w:ilvl w:val="0"/>
+                <w:numId w:val="19"/>
+              </w:numPr>
+              <w:tabs>
+                <w:tab w:val="right" w:pos="0"/>
+                <w:tab w:val="left" w:pos="360"/>
+                <w:tab w:val="right" w:pos="10200"/>
+              </w:tabs>
+              <w:rPr>
+                <w:rFonts w:asciiTheme="majorHAnsi" w:hAnsiTheme="majorHAnsi" w:cstheme="majorHAnsi"/>
+                <w:sz w:val="20"/>
+                <w:szCs w:val="20"/>
+              </w:rPr>
+            </w:pPr>
+            <w:r>
+              <w:rPr>
+                <w:rFonts w:asciiTheme="majorHAnsi" w:hAnsiTheme="majorHAnsi" w:cstheme="majorHAnsi"/>
+                <w:color w:val="0D0D0D" w:themeColor="text1" w:themeTint="F2"/>
+                <w:sz w:val="20"/>
+                <w:szCs w:val="20"/>
+              </w:rPr>
+              <w:t xml:space="preserve">Digital systems </w:t>
+            </w:r>
+          </w:p>
+          <w:p>
+            <w:pPr>
+              <w:pStyle w:val="ListParagraph"/>
+              <w:numPr>
+                <w:ilvl w:val="0"/>
+                <w:numId w:val="19"/>
+              </w:numPr>
+              <w:tabs>
+                <w:tab w:val="right" w:pos="0"/>
+                <w:tab w:val="left" w:pos="360"/>
+                <w:tab w:val="right" w:pos="10200"/>
+              </w:tabs>
+              <w:rPr>
+                <w:rFonts w:asciiTheme="majorHAnsi" w:hAnsiTheme="majorHAnsi" w:cstheme="majorHAnsi"/>
+                <w:color w:val="0D0D0D" w:themeColor="text1" w:themeTint="F2"/>
+                <w:sz w:val="20"/>
+                <w:szCs w:val="20"/>
+              </w:rPr>
+            </w:pPr>
+            <w:r>
+              <w:rPr>
+                <w:rFonts w:asciiTheme="majorHAnsi" w:hAnsiTheme="majorHAnsi" w:cstheme="majorHAnsi"/>
+                <w:color w:val="0D0D0D" w:themeColor="text1" w:themeTint="F2"/>
+                <w:sz w:val="20"/>
+                <w:szCs w:val="20"/>
+              </w:rPr>
+              <w:t>Circuit Analysis</w:t>
+            </w:r>
+          </w:p>
+          <w:p>
+            <w:pPr>
+              <w:pStyle w:val="ListParagraph"/>
+              <w:numPr>
+                <w:ilvl w:val="0"/>
+                <w:numId w:val="19"/>
+              </w:numPr>
+              <w:tabs>
+                <w:tab w:val="right" w:pos="0"/>
+                <w:tab w:val="left" w:pos="360"/>
+                <w:tab w:val="right" w:pos="10200"/>
+              </w:tabs>
+              <w:rPr>
+                <w:rFonts w:asciiTheme="majorHAnsi" w:hAnsiTheme="majorHAnsi" w:cstheme="majorHAnsi"/>
+                <w:color w:val="0D0D0D" w:themeColor="text1" w:themeTint="F2"/>
+                <w:sz w:val="20"/>
+                <w:szCs w:val="20"/>
+              </w:rPr>
+            </w:pPr>
+            <w:r>
+              <w:rPr>
+                <w:rFonts w:asciiTheme="majorHAnsi" w:hAnsiTheme="majorHAnsi" w:cstheme="majorHAnsi"/>
+                <w:sz w:val="20"/>
+                <w:szCs w:val="20"/>
+              </w:rPr>
+              <w:t>Systems programming</w:t>
+            </w:r>
+          </w:p>
+        </w:tc>
+        <w:tc>
+          <w:tcPr>
+            <w:tcW w:w="5089" w:type="dxa"/>
+          </w:tcPr>
+          <w:p>
+            <w:pPr>
+              <w:pStyle w:val="ListParagraph"/>
+              <w:numPr>
+                <w:ilvl w:val="0"/>
+                <w:numId w:val="19"/>
+              </w:numPr>
+              <w:tabs>
+                <w:tab w:val="right" w:pos="0"/>
+                <w:tab w:val="left" w:pos="360"/>
+                <w:tab w:val="right" w:pos="10200"/>
+              </w:tabs>
+              <w:rPr>
+                <w:rFonts w:asciiTheme="majorHAnsi" w:hAnsiTheme="majorHAnsi" w:cstheme="majorHAnsi"/>
+                <w:sz w:val="20"/>
+                <w:szCs w:val="20"/>
+              </w:rPr>
+            </w:pPr>
+            <w:r>
+              <w:rPr>
+                <w:rFonts w:asciiTheme="majorHAnsi" w:hAnsiTheme="majorHAnsi" w:cstheme="majorHAnsi"/>
+                <w:sz w:val="20"/>
+                <w:szCs w:val="20"/>
+              </w:rPr>
+              <w:t xml:space="preserve">Embedded </w:t>
+            </w:r>
+            <w:r>
+              <w:rPr>
+                <w:rFonts w:asciiTheme="majorHAnsi" w:hAnsiTheme="majorHAnsi" w:cstheme="majorHAnsi"/>
+                <w:sz w:val="20"/>
+                <w:szCs w:val="20"/>
+              </w:rPr>
+              <w:t>S</w:t>
+            </w:r>
+            <w:r>
+              <w:rPr>
+                <w:rFonts w:asciiTheme="majorHAnsi" w:hAnsiTheme="majorHAnsi" w:cstheme="majorHAnsi"/>
+                <w:sz w:val="20"/>
+                <w:szCs w:val="20"/>
+              </w:rPr>
+              <w:t>ystems</w:t>
+            </w:r>
+          </w:p>
+          <w:p>
+            <w:pPr>
+              <w:pStyle w:val="ListParagraph"/>
+              <w:numPr>
+                <w:ilvl w:val="0"/>
+                <w:numId w:val="19"/>
+              </w:numPr>
+              <w:tabs>
+                <w:tab w:val="right" w:pos="0"/>
+                <w:tab w:val="left" w:pos="360"/>
+                <w:tab w:val="right" w:pos="10200"/>
+              </w:tabs>
+              <w:rPr>
+                <w:rFonts w:asciiTheme="majorHAnsi" w:hAnsiTheme="majorHAnsi" w:cstheme="majorHAnsi"/>
+                <w:sz w:val="20"/>
+                <w:szCs w:val="20"/>
+              </w:rPr>
+            </w:pPr>
+            <w:r>
+              <w:rPr>
+                <w:rFonts w:asciiTheme="majorHAnsi" w:hAnsiTheme="majorHAnsi" w:cstheme="majorHAnsi"/>
+                <w:sz w:val="20"/>
+                <w:szCs w:val="20"/>
+              </w:rPr>
+              <w:t>Intr</w:t>
+            </w:r>
+            <w:r>
+              <w:rPr>
+                <w:rFonts w:asciiTheme="majorHAnsi" w:hAnsiTheme="majorHAnsi" w:cstheme="majorHAnsi"/>
+                <w:sz w:val="20"/>
+                <w:szCs w:val="20"/>
+              </w:rPr>
+              <w:t xml:space="preserve">o </w:t>
+            </w:r>
+            <w:r>
+              <w:rPr>
+                <w:rFonts w:asciiTheme="majorHAnsi" w:hAnsiTheme="majorHAnsi" w:cstheme="majorHAnsi"/>
+                <w:sz w:val="20"/>
+                <w:szCs w:val="20"/>
+              </w:rPr>
+              <w:t xml:space="preserve">to </w:t>
+            </w:r>
+            <w:r>
+              <w:rPr>
+                <w:rFonts w:asciiTheme="majorHAnsi" w:hAnsiTheme="majorHAnsi" w:cstheme="majorHAnsi"/>
+                <w:sz w:val="20"/>
+                <w:szCs w:val="20"/>
+              </w:rPr>
+              <w:t>P</w:t>
+            </w:r>
+            <w:r>
+              <w:rPr>
+                <w:rFonts w:asciiTheme="majorHAnsi" w:hAnsiTheme="majorHAnsi" w:cstheme="majorHAnsi"/>
+                <w:sz w:val="20"/>
+                <w:szCs w:val="20"/>
+              </w:rPr>
+              <w:t>rogramming</w:t>
+            </w:r>
+          </w:p>
+          <w:p>
+            <w:pPr>
+              <w:pStyle w:val="ListParagraph"/>
+              <w:numPr>
+                <w:ilvl w:val="0"/>
+                <w:numId w:val="19"/>
+              </w:numPr>
+              <w:tabs>
+                <w:tab w:val="right" w:pos="0"/>
+                <w:tab w:val="left" w:pos="360"/>
+                <w:tab w:val="right" w:pos="10200"/>
+              </w:tabs>
+              <w:rPr>
+                <w:rFonts w:asciiTheme="majorHAnsi" w:hAnsiTheme="majorHAnsi" w:cstheme="majorHAnsi"/>
+                <w:sz w:val="20"/>
+                <w:szCs w:val="20"/>
+              </w:rPr>
+            </w:pPr>
+            <w:r>
+              <w:rPr>
+                <w:rFonts w:asciiTheme="majorHAnsi" w:hAnsiTheme="majorHAnsi" w:cstheme="majorHAnsi"/>
+                <w:sz w:val="20"/>
+                <w:szCs w:val="20"/>
+              </w:rPr>
+              <w:t xml:space="preserve">Data Management Systems </w:t>
+            </w:r>
+          </w:p>
+        </w:tc>
+      </w:tr>
+    </w:tbl>
+    <w:p>
+      <w:pPr>
+        <w:tabs>
+          <w:tab w:val="right" w:pos="0"/>
+          <w:tab w:val="left" w:pos="360"/>
+          <w:tab w:val="right" w:pos="10200"/>
+        </w:tabs>
+        <w:ind w:left="360" w:hanging="360"/>
+        <w:rPr>
+          <w:rFonts w:asciiTheme="majorHAnsi" w:hAnsiTheme="majorHAnsi" w:cstheme="majorHAnsi"/>
+          <w:b/>
+          <w:sz w:val="20"/>
+          <w:szCs w:val="20"/>
+        </w:rPr>
+      </w:pPr>
+    </w:p>
+    <w:p>
+      <w:pPr>
+        <w:tabs>
+          <w:tab w:val="right" w:pos="0"/>
+          <w:tab w:val="left" w:pos="360"/>
+          <w:tab w:val="right" w:pos="10200"/>
+        </w:tabs>
+        <w:ind w:left="360" w:hanging="360"/>
+        <w:rPr>
+          <w:rFonts w:asciiTheme="majorHAnsi" w:hAnsiTheme="majorHAnsi" w:cstheme="majorHAnsi"/>
+          <w:color w:val="808080" w:themeColor="background1" w:themeShade="80"/>
+          <w:sz w:val="20"/>
+          <w:szCs w:val="20"/>
+          <w:rtl/>
+          <w:lang w:bidi="ar-JO"/>
+        </w:rPr>
+      </w:pPr>
+      <w:r>
+        <w:rPr>
+          <w:rFonts w:asciiTheme="majorHAnsi" w:hAnsiTheme="majorHAnsi" w:cstheme="majorHAnsi"/>
+          <w:b/>
+          <w:sz w:val="20"/>
+          <w:szCs w:val="20"/>
+        </w:rPr>
+        <w:t>Co-Founder</w:t>
+      </w:r>
+      <w:r>
+        <w:rPr>
+          <w:rFonts w:asciiTheme="majorHAnsi" w:hAnsiTheme="majorHAnsi" w:cstheme="majorHAnsi"/>
+          <w:b/>
+          <w:sz w:val="20"/>
+          <w:szCs w:val="20"/>
+        </w:rPr>
+        <w:t>,</w:t>
+      </w:r>
+      <w:r>
+        <w:rPr>
+          <w:rFonts w:asciiTheme="majorHAnsi" w:hAnsiTheme="majorHAnsi" w:cstheme="majorHAnsi"/>
+          <w:sz w:val="20"/>
+          <w:szCs w:val="20"/>
+        </w:rPr>
+        <w:t xml:space="preserve"> Tamra-IoT </w:t>
+      </w:r>
+      <w:r>
+        <w:rPr>
+          <w:rFonts w:asciiTheme="majorHAnsi" w:hAnsiTheme="majorHAnsi" w:cstheme="majorHAnsi"/>
+          <w:sz w:val="20"/>
+          <w:szCs w:val="20"/>
+        </w:rPr>
+        <w:tab/>
+        <w:t>2018- present</w:t>
       </w:r>
     </w:p>
     <w:p>
@@ -2362,266 +2499,7 @@
           <w:sz w:val="20"/>
           <w:szCs w:val="20"/>
         </w:rPr>
-        <w:t xml:space="preserve">Develop </w:t>
-      </w:r>
-      <w:proofErr w:type="spellStart"/>
-      <w:r>
-        <w:rPr>
-          <w:rFonts w:asciiTheme="majorHAnsi" w:hAnsiTheme="majorHAnsi" w:cstheme="majorHAnsi"/>
-          <w:sz w:val="20"/>
-          <w:szCs w:val="20"/>
-        </w:rPr>
-        <w:t>ThingsDriver</w:t>
-      </w:r>
-      <w:proofErr w:type="spellEnd"/>
-      <w:r>
-        <w:rPr>
-          <w:rFonts w:asciiTheme="majorHAnsi" w:hAnsiTheme="majorHAnsi" w:cstheme="majorHAnsi"/>
-          <w:sz w:val="20"/>
-          <w:szCs w:val="20"/>
-        </w:rPr>
-        <w:t xml:space="preserve">, an open-source package to manage/control </w:t>
-      </w:r>
-      <w:proofErr w:type="spellStart"/>
-      <w:r>
-        <w:rPr>
-          <w:rFonts w:asciiTheme="majorHAnsi" w:hAnsiTheme="majorHAnsi" w:cstheme="majorHAnsi"/>
-          <w:sz w:val="20"/>
-          <w:szCs w:val="20"/>
-        </w:rPr>
-        <w:t>Tamra</w:t>
-      </w:r>
-      <w:proofErr w:type="spellEnd"/>
-      <w:r>
-        <w:rPr>
-          <w:rFonts w:asciiTheme="majorHAnsi" w:hAnsiTheme="majorHAnsi" w:cstheme="majorHAnsi"/>
-          <w:sz w:val="20"/>
-          <w:szCs w:val="20"/>
-        </w:rPr>
-        <w:t xml:space="preserve"> node</w:t>
-      </w:r>
-      <w:r>
-        <w:rPr>
-          <w:rFonts w:asciiTheme="majorHAnsi" w:hAnsiTheme="majorHAnsi" w:cstheme="majorHAnsi"/>
-          <w:sz w:val="20"/>
-          <w:szCs w:val="20"/>
-        </w:rPr>
-        <w:t>s</w:t>
-      </w:r>
-      <w:r>
-        <w:rPr>
-          <w:rFonts w:asciiTheme="majorHAnsi" w:hAnsiTheme="majorHAnsi" w:cstheme="majorHAnsi"/>
-          <w:sz w:val="20"/>
-          <w:szCs w:val="20"/>
-        </w:rPr>
-        <w:t xml:space="preserve"> from the cloud or mobile app</w:t>
-      </w:r>
-      <w:r>
-        <w:rPr>
-          <w:rFonts w:asciiTheme="majorHAnsi" w:hAnsiTheme="majorHAnsi" w:cstheme="majorHAnsi"/>
-          <w:sz w:val="20"/>
-          <w:szCs w:val="20"/>
-        </w:rPr>
-        <w:t>.</w:t>
-      </w:r>
-    </w:p>
-    <w:p>
-      <w:pPr>
-        <w:tabs>
-          <w:tab w:val="right" w:pos="0"/>
-          <w:tab w:val="left" w:pos="360"/>
-          <w:tab w:val="right" w:pos="10200"/>
-        </w:tabs>
-        <w:rPr>
-          <w:rFonts w:asciiTheme="majorHAnsi" w:hAnsiTheme="majorHAnsi" w:cstheme="majorHAnsi"/>
-          <w:b/>
-          <w:sz w:val="20"/>
-          <w:szCs w:val="20"/>
-        </w:rPr>
-      </w:pPr>
-    </w:p>
-    <w:p>
-      <w:pPr>
-        <w:tabs>
-          <w:tab w:val="right" w:pos="0"/>
-          <w:tab w:val="left" w:pos="360"/>
-          <w:tab w:val="right" w:pos="10200"/>
-        </w:tabs>
-        <w:ind w:left="360" w:hanging="360"/>
-        <w:rPr>
-          <w:rFonts w:asciiTheme="majorHAnsi" w:hAnsiTheme="majorHAnsi" w:cstheme="majorHAnsi"/>
-          <w:color w:val="808080" w:themeColor="background1" w:themeShade="80"/>
-          <w:sz w:val="20"/>
-          <w:szCs w:val="20"/>
-        </w:rPr>
-      </w:pPr>
-      <w:r>
-        <w:rPr>
-          <w:rFonts w:asciiTheme="majorHAnsi" w:hAnsiTheme="majorHAnsi" w:cstheme="majorHAnsi"/>
-          <w:b/>
-          <w:sz w:val="20"/>
-          <w:szCs w:val="20"/>
-        </w:rPr>
-        <w:t xml:space="preserve">Research </w:t>
-      </w:r>
-      <w:r>
-        <w:rPr>
-          <w:rFonts w:asciiTheme="majorHAnsi" w:hAnsiTheme="majorHAnsi" w:cstheme="majorHAnsi"/>
-          <w:b/>
-          <w:sz w:val="20"/>
-          <w:szCs w:val="20"/>
-        </w:rPr>
-        <w:t>Assistant,</w:t>
-      </w:r>
-      <w:r>
-        <w:rPr>
-          <w:rFonts w:asciiTheme="majorHAnsi" w:hAnsiTheme="majorHAnsi" w:cstheme="majorHAnsi"/>
-          <w:sz w:val="20"/>
-          <w:szCs w:val="20"/>
-        </w:rPr>
-        <w:t xml:space="preserve"> </w:t>
-      </w:r>
-      <w:proofErr w:type="spellStart"/>
-      <w:r>
-        <w:rPr>
-          <w:rFonts w:asciiTheme="majorHAnsi" w:hAnsiTheme="majorHAnsi" w:cstheme="majorHAnsi"/>
-          <w:sz w:val="20"/>
-          <w:szCs w:val="20"/>
-        </w:rPr>
-        <w:t>Benha</w:t>
-      </w:r>
-      <w:proofErr w:type="spellEnd"/>
-      <w:r>
-        <w:rPr>
-          <w:rFonts w:asciiTheme="majorHAnsi" w:hAnsiTheme="majorHAnsi" w:cstheme="majorHAnsi"/>
-          <w:sz w:val="20"/>
-          <w:szCs w:val="20"/>
-        </w:rPr>
-        <w:t xml:space="preserve"> </w:t>
-      </w:r>
-      <w:r>
-        <w:rPr>
-          <w:rFonts w:asciiTheme="majorHAnsi" w:hAnsiTheme="majorHAnsi" w:cstheme="majorHAnsi"/>
-          <w:sz w:val="20"/>
-          <w:szCs w:val="20"/>
-        </w:rPr>
-        <w:t>University</w:t>
-      </w:r>
-      <w:bookmarkStart w:id="1" w:name="_Hlk120866209"/>
-      <w:r>
-        <w:rPr>
-          <w:rFonts w:asciiTheme="majorHAnsi" w:hAnsiTheme="majorHAnsi" w:cstheme="majorHAnsi"/>
-          <w:sz w:val="20"/>
-          <w:szCs w:val="20"/>
-        </w:rPr>
-        <w:t>, Dept</w:t>
-      </w:r>
-      <w:r>
-        <w:rPr>
-          <w:rFonts w:asciiTheme="majorHAnsi" w:hAnsiTheme="majorHAnsi" w:cstheme="majorHAnsi"/>
-          <w:sz w:val="20"/>
-          <w:szCs w:val="20"/>
-        </w:rPr>
-        <w:t>.</w:t>
-      </w:r>
-      <w:r>
-        <w:rPr>
-          <w:rFonts w:asciiTheme="majorHAnsi" w:hAnsiTheme="majorHAnsi" w:cstheme="majorHAnsi"/>
-          <w:sz w:val="20"/>
-          <w:szCs w:val="20"/>
-        </w:rPr>
-        <w:t xml:space="preserve"> of </w:t>
-      </w:r>
-      <w:r>
-        <w:rPr>
-          <w:rFonts w:asciiTheme="majorHAnsi" w:hAnsiTheme="majorHAnsi" w:cstheme="majorHAnsi"/>
-          <w:sz w:val="20"/>
-          <w:szCs w:val="20"/>
-        </w:rPr>
-        <w:t>Electrical</w:t>
-      </w:r>
-      <w:r>
-        <w:rPr>
-          <w:rFonts w:asciiTheme="majorHAnsi" w:hAnsiTheme="majorHAnsi" w:cstheme="majorHAnsi"/>
-          <w:sz w:val="20"/>
-          <w:szCs w:val="20"/>
-        </w:rPr>
-        <w:t xml:space="preserve"> Engineering, </w:t>
-      </w:r>
-      <w:proofErr w:type="spellStart"/>
-      <w:r>
-        <w:rPr>
-          <w:rFonts w:asciiTheme="majorHAnsi" w:hAnsiTheme="majorHAnsi" w:cstheme="majorHAnsi"/>
-          <w:sz w:val="20"/>
-          <w:szCs w:val="20"/>
-        </w:rPr>
-        <w:t>Benha</w:t>
-      </w:r>
-      <w:proofErr w:type="spellEnd"/>
-      <w:r>
-        <w:rPr>
-          <w:rFonts w:asciiTheme="majorHAnsi" w:hAnsiTheme="majorHAnsi" w:cstheme="majorHAnsi"/>
-          <w:sz w:val="20"/>
-          <w:szCs w:val="20"/>
-        </w:rPr>
-        <w:t xml:space="preserve">, </w:t>
-      </w:r>
-      <w:r>
-        <w:rPr>
-          <w:rFonts w:asciiTheme="majorHAnsi" w:hAnsiTheme="majorHAnsi" w:cstheme="majorHAnsi"/>
-          <w:sz w:val="20"/>
-          <w:szCs w:val="20"/>
-        </w:rPr>
-        <w:t>Egypt</w:t>
-      </w:r>
-      <w:bookmarkEnd w:id="1"/>
-      <w:r>
-        <w:rPr>
-          <w:rFonts w:asciiTheme="majorHAnsi" w:hAnsiTheme="majorHAnsi" w:cstheme="majorHAnsi"/>
-          <w:sz w:val="20"/>
-          <w:szCs w:val="20"/>
-        </w:rPr>
-        <w:tab/>
-      </w:r>
-      <w:r>
-        <w:rPr>
-          <w:rFonts w:asciiTheme="majorHAnsi" w:hAnsiTheme="majorHAnsi" w:cstheme="majorHAnsi"/>
-          <w:sz w:val="20"/>
-          <w:szCs w:val="20"/>
-        </w:rPr>
-        <w:t>201</w:t>
-      </w:r>
-      <w:r>
-        <w:rPr>
-          <w:rFonts w:asciiTheme="majorHAnsi" w:hAnsiTheme="majorHAnsi" w:cstheme="majorHAnsi"/>
-          <w:sz w:val="20"/>
-          <w:szCs w:val="20"/>
-        </w:rPr>
-        <w:t>4</w:t>
-      </w:r>
-      <w:r>
-        <w:rPr>
-          <w:rFonts w:asciiTheme="majorHAnsi" w:hAnsiTheme="majorHAnsi" w:cstheme="majorHAnsi"/>
-          <w:sz w:val="20"/>
-          <w:szCs w:val="20"/>
-        </w:rPr>
-        <w:t xml:space="preserve">– </w:t>
-      </w:r>
-      <w:r>
-        <w:rPr>
-          <w:rFonts w:asciiTheme="majorHAnsi" w:hAnsiTheme="majorHAnsi" w:cstheme="majorHAnsi"/>
-          <w:sz w:val="20"/>
-          <w:szCs w:val="20"/>
-        </w:rPr>
-        <w:t>20</w:t>
-      </w:r>
-      <w:r>
-        <w:rPr>
-          <w:rFonts w:asciiTheme="majorHAnsi" w:hAnsiTheme="majorHAnsi" w:cstheme="majorHAnsi"/>
-          <w:sz w:val="20"/>
-          <w:szCs w:val="20"/>
-        </w:rPr>
-        <w:t>19</w:t>
+        <w:t>Collaborate in designing Tamra IoT platform for Makers and STEM students.</w:t>
       </w:r>
     </w:p>
     <w:p>
@@ -2648,6 +2526,248 @@
           <w:sz w:val="20"/>
           <w:szCs w:val="20"/>
         </w:rPr>
+        <w:t>Collaborate in managing the business.</w:t>
+      </w:r>
+    </w:p>
+    <w:p>
+      <w:pPr>
+        <w:pStyle w:val="ListParagraph"/>
+        <w:numPr>
+          <w:ilvl w:val="0"/>
+          <w:numId w:val="2"/>
+        </w:numPr>
+        <w:tabs>
+          <w:tab w:val="right" w:pos="0"/>
+          <w:tab w:val="left" w:pos="360"/>
+          <w:tab w:val="right" w:pos="10200"/>
+        </w:tabs>
+        <w:rPr>
+          <w:rFonts w:asciiTheme="majorHAnsi" w:hAnsiTheme="majorHAnsi" w:cstheme="majorHAnsi"/>
+          <w:sz w:val="20"/>
+          <w:szCs w:val="20"/>
+        </w:rPr>
+      </w:pPr>
+      <w:r>
+        <w:rPr>
+          <w:rFonts w:asciiTheme="majorHAnsi" w:hAnsiTheme="majorHAnsi" w:cstheme="majorHAnsi"/>
+          <w:sz w:val="20"/>
+          <w:szCs w:val="20"/>
+        </w:rPr>
+        <w:t>Maintain ThingsDriver, an open-source package used to manage/control Tamra nodes from the cloud or Tamra mobile app</w:t>
+      </w:r>
+      <w:r>
+        <w:rPr>
+          <w:rFonts w:asciiTheme="majorHAnsi" w:hAnsiTheme="majorHAnsi" w:cstheme="majorHAnsi"/>
+          <w:sz w:val="20"/>
+          <w:szCs w:val="20"/>
+        </w:rPr>
+        <w:t>.</w:t>
+      </w:r>
+    </w:p>
+    <w:p>
+      <w:pPr>
+        <w:tabs>
+          <w:tab w:val="right" w:pos="0"/>
+          <w:tab w:val="left" w:pos="360"/>
+          <w:tab w:val="right" w:pos="10200"/>
+        </w:tabs>
+        <w:ind w:left="360" w:hanging="360"/>
+        <w:rPr>
+          <w:rFonts w:asciiTheme="majorHAnsi" w:hAnsiTheme="majorHAnsi" w:cstheme="majorHAnsi"/>
+          <w:color w:val="808080" w:themeColor="background1" w:themeShade="80"/>
+          <w:sz w:val="20"/>
+          <w:szCs w:val="20"/>
+        </w:rPr>
+      </w:pPr>
+      <w:r>
+        <w:rPr>
+          <w:rFonts w:asciiTheme="majorHAnsi" w:hAnsiTheme="majorHAnsi" w:cstheme="majorHAnsi"/>
+          <w:b/>
+          <w:sz w:val="20"/>
+          <w:szCs w:val="20"/>
+        </w:rPr>
+        <w:t xml:space="preserve">Research </w:t>
+      </w:r>
+      <w:r>
+        <w:rPr>
+          <w:rFonts w:asciiTheme="majorHAnsi" w:hAnsiTheme="majorHAnsi" w:cstheme="majorHAnsi"/>
+          <w:b/>
+          <w:sz w:val="20"/>
+          <w:szCs w:val="20"/>
+        </w:rPr>
+        <w:t>Assistant,</w:t>
+      </w:r>
+      <w:r>
+        <w:rPr>
+          <w:rFonts w:asciiTheme="majorHAnsi" w:hAnsiTheme="majorHAnsi" w:cstheme="majorHAnsi"/>
+          <w:sz w:val="20"/>
+          <w:szCs w:val="20"/>
+        </w:rPr>
+        <w:t xml:space="preserve"> </w:t>
+      </w:r>
+      <w:r>
+        <w:rPr>
+          <w:rFonts w:asciiTheme="majorHAnsi" w:hAnsiTheme="majorHAnsi" w:cstheme="majorHAnsi"/>
+          <w:sz w:val="20"/>
+          <w:szCs w:val="20"/>
+        </w:rPr>
+        <w:t>Benha</w:t>
+      </w:r>
+      <w:r>
+        <w:rPr>
+          <w:rFonts w:asciiTheme="majorHAnsi" w:hAnsiTheme="majorHAnsi" w:cstheme="majorHAnsi"/>
+          <w:sz w:val="20"/>
+          <w:szCs w:val="20"/>
+        </w:rPr>
+        <w:t xml:space="preserve"> </w:t>
+      </w:r>
+      <w:r>
+        <w:rPr>
+          <w:rFonts w:asciiTheme="majorHAnsi" w:hAnsiTheme="majorHAnsi" w:cstheme="majorHAnsi"/>
+          <w:sz w:val="20"/>
+          <w:szCs w:val="20"/>
+        </w:rPr>
+        <w:t>University</w:t>
+      </w:r>
+      <w:bookmarkStart w:id="1" w:name="_Hlk120866209"/>
+      <w:r>
+        <w:rPr>
+          <w:rFonts w:asciiTheme="majorHAnsi" w:hAnsiTheme="majorHAnsi" w:cstheme="majorHAnsi"/>
+          <w:sz w:val="20"/>
+          <w:szCs w:val="20"/>
+        </w:rPr>
+        <w:t>, Dept</w:t>
+      </w:r>
+      <w:r>
+        <w:rPr>
+          <w:rFonts w:asciiTheme="majorHAnsi" w:hAnsiTheme="majorHAnsi" w:cstheme="majorHAnsi"/>
+          <w:sz w:val="20"/>
+          <w:szCs w:val="20"/>
+        </w:rPr>
+        <w:t>.</w:t>
+      </w:r>
+      <w:r>
+        <w:rPr>
+          <w:rFonts w:asciiTheme="majorHAnsi" w:hAnsiTheme="majorHAnsi" w:cstheme="majorHAnsi"/>
+          <w:sz w:val="20"/>
+          <w:szCs w:val="20"/>
+        </w:rPr>
+        <w:t xml:space="preserve"> of </w:t>
+      </w:r>
+      <w:r>
+        <w:rPr>
+          <w:rFonts w:asciiTheme="majorHAnsi" w:hAnsiTheme="majorHAnsi" w:cstheme="majorHAnsi"/>
+          <w:sz w:val="20"/>
+          <w:szCs w:val="20"/>
+        </w:rPr>
+        <w:t>Electrical</w:t>
+      </w:r>
+      <w:r>
+        <w:rPr>
+          <w:rFonts w:asciiTheme="majorHAnsi" w:hAnsiTheme="majorHAnsi" w:cstheme="majorHAnsi"/>
+          <w:sz w:val="20"/>
+          <w:szCs w:val="20"/>
+        </w:rPr>
+        <w:t xml:space="preserve"> Engineering, </w:t>
+      </w:r>
+      <w:r>
+        <w:rPr>
+          <w:rFonts w:asciiTheme="majorHAnsi" w:hAnsiTheme="majorHAnsi" w:cstheme="majorHAnsi"/>
+          <w:sz w:val="20"/>
+          <w:szCs w:val="20"/>
+        </w:rPr>
+        <w:t>Benha</w:t>
+      </w:r>
+      <w:r>
+        <w:rPr>
+          <w:rFonts w:asciiTheme="majorHAnsi" w:hAnsiTheme="majorHAnsi" w:cstheme="majorHAnsi"/>
+          <w:sz w:val="20"/>
+          <w:szCs w:val="20"/>
+        </w:rPr>
+        <w:t xml:space="preserve">, </w:t>
+      </w:r>
+      <w:r>
+        <w:rPr>
+          <w:rFonts w:asciiTheme="majorHAnsi" w:hAnsiTheme="majorHAnsi" w:cstheme="majorHAnsi"/>
+          <w:sz w:val="20"/>
+          <w:szCs w:val="20"/>
+        </w:rPr>
+        <w:t>Egypt</w:t>
+      </w:r>
+      <w:bookmarkEnd w:id="1"/>
+      <w:r>
+        <w:rPr>
+          <w:rFonts w:asciiTheme="majorHAnsi" w:hAnsiTheme="majorHAnsi" w:cstheme="majorHAnsi"/>
+          <w:sz w:val="20"/>
+          <w:szCs w:val="20"/>
+        </w:rPr>
+        <w:tab/>
+      </w:r>
+      <w:r>
+        <w:rPr>
+          <w:rFonts w:asciiTheme="majorHAnsi" w:hAnsiTheme="majorHAnsi" w:cstheme="majorHAnsi"/>
+          <w:sz w:val="20"/>
+          <w:szCs w:val="20"/>
+        </w:rPr>
+        <w:t>201</w:t>
+      </w:r>
+      <w:r>
+        <w:rPr>
+          <w:rFonts w:asciiTheme="majorHAnsi" w:hAnsiTheme="majorHAnsi" w:cstheme="majorHAnsi"/>
+          <w:sz w:val="20"/>
+          <w:szCs w:val="20"/>
+        </w:rPr>
+        <w:t>4</w:t>
+      </w:r>
+      <w:r>
+        <w:rPr>
+          <w:rFonts w:asciiTheme="majorHAnsi" w:hAnsiTheme="majorHAnsi" w:cstheme="majorHAnsi"/>
+          <w:sz w:val="20"/>
+          <w:szCs w:val="20"/>
+        </w:rPr>
+        <w:t xml:space="preserve">– </w:t>
+      </w:r>
+      <w:r>
+        <w:rPr>
+          <w:rFonts w:asciiTheme="majorHAnsi" w:hAnsiTheme="majorHAnsi" w:cstheme="majorHAnsi"/>
+          <w:sz w:val="20"/>
+          <w:szCs w:val="20"/>
+        </w:rPr>
+        <w:t>20</w:t>
+      </w:r>
+      <w:r>
+        <w:rPr>
+          <w:rFonts w:asciiTheme="majorHAnsi" w:hAnsiTheme="majorHAnsi" w:cstheme="majorHAnsi"/>
+          <w:sz w:val="20"/>
+          <w:szCs w:val="20"/>
+        </w:rPr>
+        <w:t>19</w:t>
+      </w:r>
+    </w:p>
+    <w:p>
+      <w:pPr>
+        <w:pStyle w:val="ListParagraph"/>
+        <w:numPr>
+          <w:ilvl w:val="0"/>
+          <w:numId w:val="2"/>
+        </w:numPr>
+        <w:tabs>
+          <w:tab w:val="right" w:pos="0"/>
+          <w:tab w:val="left" w:pos="360"/>
+          <w:tab w:val="right" w:pos="10200"/>
+        </w:tabs>
+        <w:rPr>
+          <w:rFonts w:asciiTheme="majorHAnsi" w:hAnsiTheme="majorHAnsi" w:cstheme="majorHAnsi"/>
+          <w:sz w:val="20"/>
+          <w:szCs w:val="20"/>
+        </w:rPr>
+      </w:pPr>
+      <w:r>
+        <w:rPr>
+          <w:rFonts w:asciiTheme="majorHAnsi" w:hAnsiTheme="majorHAnsi" w:cstheme="majorHAnsi"/>
+          <w:sz w:val="20"/>
+          <w:szCs w:val="20"/>
+        </w:rPr>
         <w:t>Design</w:t>
       </w:r>
       <w:r>
@@ -2656,7 +2776,7 @@
           <w:sz w:val="20"/>
           <w:szCs w:val="20"/>
         </w:rPr>
-        <w:t xml:space="preserve"> multi-modem based on Software Defined Radio (SDR)</w:t>
+        <w:t>ed multi-modem based on Software Defined Radio (SDR)</w:t>
       </w:r>
       <w:r>
         <w:rPr>
@@ -2692,31 +2812,7 @@
           <w:sz w:val="20"/>
           <w:szCs w:val="20"/>
         </w:rPr>
-        <w:t>Design an algorithm to estimate the signal</w:t>
-      </w:r>
-      <w:r>
-        <w:rPr>
-          <w:rFonts w:asciiTheme="majorHAnsi" w:hAnsiTheme="majorHAnsi" w:cstheme="majorHAnsi"/>
-          <w:sz w:val="20"/>
-          <w:szCs w:val="20"/>
-        </w:rPr>
-        <w:t>-to-</w:t>
-      </w:r>
-      <w:r>
-        <w:rPr>
-          <w:rFonts w:asciiTheme="majorHAnsi" w:hAnsiTheme="majorHAnsi" w:cstheme="majorHAnsi"/>
-          <w:sz w:val="20"/>
-          <w:szCs w:val="20"/>
-        </w:rPr>
-        <w:t>noise ratio</w:t>
-      </w:r>
-      <w:r>
-        <w:rPr>
-          <w:rFonts w:asciiTheme="majorHAnsi" w:hAnsiTheme="majorHAnsi" w:cstheme="majorHAnsi"/>
-          <w:sz w:val="20"/>
-          <w:szCs w:val="20"/>
-        </w:rPr>
-        <w:t>.</w:t>
+        <w:t>Introduced an algorithm to estimate the signal-to-noise ratio and published it as a paper.</w:t>
       </w:r>
     </w:p>
     <w:p>
@@ -2729,7 +2825,6 @@
         <w:ind w:left="360" w:hanging="360"/>
         <w:rPr>
           <w:rFonts w:asciiTheme="majorHAnsi" w:hAnsiTheme="majorHAnsi" w:cstheme="majorHAnsi"/>
-          <w:color w:val="808080" w:themeColor="background1" w:themeShade="80"/>
           <w:sz w:val="20"/>
           <w:szCs w:val="20"/>
         </w:rPr>
@@ -2767,7 +2862,7 @@
           <w:sz w:val="20"/>
           <w:szCs w:val="20"/>
         </w:rPr>
-        <w:t>Ontario Tech</w:t>
+        <w:t>Benha</w:t>
       </w:r>
       <w:r>
         <w:rPr>
@@ -2783,155 +2878,6 @@
           <w:sz w:val="20"/>
           <w:szCs w:val="20"/>
         </w:rPr>
-        <w:t xml:space="preserve"> Dept Electrical, Computer</w:t>
-      </w:r>
-      <w:r>
-        <w:rPr>
-          <w:rFonts w:asciiTheme="majorHAnsi" w:hAnsiTheme="majorHAnsi" w:cstheme="majorHAnsi"/>
-          <w:sz w:val="20"/>
-          <w:szCs w:val="20"/>
-        </w:rPr>
-        <w:t xml:space="preserve">, and </w:t>
-      </w:r>
-      <w:r>
-        <w:rPr>
-          <w:rFonts w:asciiTheme="majorHAnsi" w:hAnsiTheme="majorHAnsi" w:cstheme="majorHAnsi"/>
-          <w:sz w:val="20"/>
-          <w:szCs w:val="20"/>
-        </w:rPr>
-        <w:t>Software Eng</w:t>
-      </w:r>
-      <w:r>
-        <w:rPr>
-          <w:rFonts w:asciiTheme="majorHAnsi" w:hAnsiTheme="majorHAnsi" w:cstheme="majorHAnsi"/>
-          <w:sz w:val="20"/>
-          <w:szCs w:val="20"/>
-        </w:rPr>
-        <w:t>.</w:t>
-      </w:r>
-      <w:r>
-        <w:rPr>
-          <w:rFonts w:asciiTheme="majorHAnsi" w:hAnsiTheme="majorHAnsi" w:cstheme="majorHAnsi"/>
-          <w:sz w:val="20"/>
-          <w:szCs w:val="20"/>
-        </w:rPr>
-        <w:t>, Ontario, Canada</w:t>
-      </w:r>
-      <w:r>
-        <w:rPr>
-          <w:rFonts w:asciiTheme="majorHAnsi" w:hAnsiTheme="majorHAnsi" w:cstheme="majorHAnsi"/>
-          <w:sz w:val="20"/>
-          <w:szCs w:val="20"/>
-        </w:rPr>
-        <w:tab/>
-      </w:r>
-      <w:r>
-        <w:rPr>
-          <w:rFonts w:asciiTheme="majorHAnsi" w:hAnsiTheme="majorHAnsi" w:cstheme="majorHAnsi"/>
-          <w:sz w:val="20"/>
-          <w:szCs w:val="20"/>
-        </w:rPr>
-        <w:t>20</w:t>
-      </w:r>
-      <w:r>
-        <w:rPr>
-          <w:rFonts w:asciiTheme="majorHAnsi" w:hAnsiTheme="majorHAnsi" w:cstheme="majorHAnsi"/>
-          <w:sz w:val="20"/>
-          <w:szCs w:val="20"/>
-        </w:rPr>
-        <w:t>20</w:t>
-      </w:r>
-      <w:r>
-        <w:rPr>
-          <w:rFonts w:asciiTheme="majorHAnsi" w:hAnsiTheme="majorHAnsi" w:cstheme="majorHAnsi"/>
-          <w:sz w:val="20"/>
-          <w:szCs w:val="20"/>
-        </w:rPr>
-        <w:t xml:space="preserve"> – </w:t>
-      </w:r>
-      <w:r>
-        <w:rPr>
-          <w:rFonts w:asciiTheme="majorHAnsi" w:hAnsiTheme="majorHAnsi" w:cstheme="majorHAnsi"/>
-          <w:sz w:val="20"/>
-          <w:szCs w:val="20"/>
-        </w:rPr>
-        <w:t>present</w:t>
-      </w:r>
-    </w:p>
-    <w:p>
-      <w:pPr>
-        <w:pStyle w:val="ListParagraph"/>
-        <w:numPr>
-          <w:ilvl w:val="0"/>
-          <w:numId w:val="2"/>
-        </w:numPr>
-        <w:tabs>
-          <w:tab w:val="right" w:pos="0"/>
-          <w:tab w:val="left" w:pos="360"/>
-          <w:tab w:val="right" w:pos="10200"/>
-        </w:tabs>
-        <w:rPr>
-          <w:rFonts w:asciiTheme="majorHAnsi" w:hAnsiTheme="majorHAnsi" w:cstheme="majorHAnsi"/>
-          <w:sz w:val="20"/>
-          <w:szCs w:val="20"/>
-        </w:rPr>
-      </w:pPr>
-      <w:r>
-        <w:rPr>
-          <w:rFonts w:asciiTheme="majorHAnsi" w:hAnsiTheme="majorHAnsi" w:cstheme="majorHAnsi"/>
-          <w:sz w:val="20"/>
-          <w:szCs w:val="20"/>
-        </w:rPr>
-        <w:t>Teaching/Leading tutorial</w:t>
-      </w:r>
-      <w:r>
-        <w:rPr>
-          <w:rFonts w:asciiTheme="majorHAnsi" w:hAnsiTheme="majorHAnsi" w:cstheme="majorHAnsi"/>
-          <w:sz w:val="20"/>
-          <w:szCs w:val="20"/>
-        </w:rPr>
-        <w:t>s</w:t>
-      </w:r>
-      <w:r>
-        <w:rPr>
-          <w:rFonts w:asciiTheme="majorHAnsi" w:hAnsiTheme="majorHAnsi" w:cstheme="majorHAnsi"/>
-          <w:sz w:val="20"/>
-          <w:szCs w:val="20"/>
-        </w:rPr>
-        <w:t xml:space="preserve"> in Software Engineering courses: </w:t>
-      </w:r>
-    </w:p>
-    <w:p>
-      <w:pPr>
-        <w:pStyle w:val="ListParagraph"/>
-        <w:numPr>
-          <w:ilvl w:val="0"/>
-          <w:numId w:val="12"/>
-        </w:numPr>
-        <w:tabs>
-          <w:tab w:val="right" w:pos="0"/>
-          <w:tab w:val="left" w:pos="360"/>
-          <w:tab w:val="right" w:pos="10200"/>
-        </w:tabs>
-        <w:rPr>
-          <w:rFonts w:asciiTheme="majorHAnsi" w:hAnsiTheme="majorHAnsi" w:cstheme="majorHAnsi"/>
-          <w:sz w:val="20"/>
-          <w:szCs w:val="20"/>
-        </w:rPr>
-      </w:pPr>
-      <w:r>
-        <w:rPr>
-          <w:rFonts w:asciiTheme="majorHAnsi" w:hAnsiTheme="majorHAnsi" w:cstheme="majorHAnsi"/>
-          <w:sz w:val="20"/>
-          <w:szCs w:val="20"/>
-        </w:rPr>
-        <w:t>SOFE3200U</w:t>
-      </w:r>
-      <w:r>
-        <w:rPr>
-          <w:rFonts w:ascii="Times New Roman" w:hAnsi="Times New Roman" w:cs="Times New Roman"/>
-          <w:noProof/>
-        </w:rPr>
         <w:t xml:space="preserve"> </w:t>
       </w:r>
       <w:r>
@@ -2940,298 +2886,7 @@
           <w:sz w:val="20"/>
           <w:szCs w:val="20"/>
         </w:rPr>
-        <w:t>Systems programming</w:t>
-      </w:r>
-      <w:r>
-        <w:rPr>
-          <w:rFonts w:asciiTheme="majorHAnsi" w:hAnsiTheme="majorHAnsi" w:cstheme="majorHAnsi"/>
-          <w:sz w:val="20"/>
-          <w:szCs w:val="20"/>
-        </w:rPr>
-        <w:t xml:space="preserve">         -</w:t>
-      </w:r>
-      <w:r>
-        <w:t xml:space="preserve"> </w:t>
-      </w:r>
-      <w:r>
-        <w:rPr>
-          <w:rFonts w:asciiTheme="majorHAnsi" w:hAnsiTheme="majorHAnsi" w:cstheme="majorHAnsi"/>
-          <w:sz w:val="20"/>
-          <w:szCs w:val="20"/>
-        </w:rPr>
-        <w:t>SOFE3700U</w:t>
-      </w:r>
-      <w:r>
-        <w:rPr>
-          <w:rFonts w:asciiTheme="majorHAnsi" w:hAnsiTheme="majorHAnsi" w:cstheme="majorHAnsi"/>
-          <w:sz w:val="20"/>
-          <w:szCs w:val="20"/>
-        </w:rPr>
-        <w:t xml:space="preserve"> </w:t>
-      </w:r>
-      <w:r>
-        <w:rPr>
-          <w:rFonts w:asciiTheme="majorHAnsi" w:hAnsiTheme="majorHAnsi" w:cstheme="majorHAnsi"/>
-          <w:sz w:val="20"/>
-          <w:szCs w:val="20"/>
-        </w:rPr>
-        <w:t xml:space="preserve">Data Management Systems </w:t>
-      </w:r>
-    </w:p>
-    <w:p>
-      <w:pPr>
-        <w:pStyle w:val="ListParagraph"/>
-        <w:numPr>
-          <w:ilvl w:val="0"/>
-          <w:numId w:val="12"/>
-        </w:numPr>
-        <w:tabs>
-          <w:tab w:val="right" w:pos="0"/>
-          <w:tab w:val="left" w:pos="360"/>
-          <w:tab w:val="right" w:pos="10200"/>
-        </w:tabs>
-        <w:rPr>
-          <w:rFonts w:asciiTheme="majorHAnsi" w:hAnsiTheme="majorHAnsi" w:cstheme="majorHAnsi"/>
-          <w:sz w:val="20"/>
-          <w:szCs w:val="20"/>
-        </w:rPr>
-      </w:pPr>
-      <w:r>
-        <w:rPr>
-          <w:rFonts w:asciiTheme="majorHAnsi" w:hAnsiTheme="majorHAnsi" w:cstheme="majorHAnsi"/>
-          <w:sz w:val="20"/>
-          <w:szCs w:val="20"/>
-        </w:rPr>
-        <w:t>ENGR1200U Intr</w:t>
-      </w:r>
-      <w:r>
-        <w:rPr>
-          <w:rFonts w:asciiTheme="majorHAnsi" w:hAnsiTheme="majorHAnsi" w:cstheme="majorHAnsi"/>
-          <w:sz w:val="20"/>
-          <w:szCs w:val="20"/>
-        </w:rPr>
-        <w:t xml:space="preserve">o </w:t>
-      </w:r>
-      <w:r>
-        <w:rPr>
-          <w:rFonts w:asciiTheme="majorHAnsi" w:hAnsiTheme="majorHAnsi" w:cstheme="majorHAnsi"/>
-          <w:sz w:val="20"/>
-          <w:szCs w:val="20"/>
-        </w:rPr>
-        <w:t xml:space="preserve">to programming     </w:t>
-      </w:r>
-      <w:r>
-        <w:rPr>
-          <w:rFonts w:asciiTheme="majorHAnsi" w:hAnsiTheme="majorHAnsi" w:cstheme="majorHAnsi"/>
-          <w:sz w:val="20"/>
-          <w:szCs w:val="20"/>
-        </w:rPr>
-        <w:t xml:space="preserve">    -SOFE4590U Embedded systems</w:t>
-      </w:r>
-      <w:r>
-        <w:rPr>
-          <w:rFonts w:asciiTheme="majorHAnsi" w:hAnsiTheme="majorHAnsi" w:cstheme="majorHAnsi"/>
-          <w:sz w:val="20"/>
-          <w:szCs w:val="20"/>
-        </w:rPr>
-        <w:t xml:space="preserve"> </w:t>
-      </w:r>
-    </w:p>
-    <w:p>
-      <w:pPr>
-        <w:pStyle w:val="ListParagraph"/>
-        <w:numPr>
-          <w:ilvl w:val="0"/>
-          <w:numId w:val="3"/>
-        </w:numPr>
-        <w:tabs>
-          <w:tab w:val="right" w:pos="0"/>
-          <w:tab w:val="left" w:pos="360"/>
-          <w:tab w:val="right" w:pos="10200"/>
-        </w:tabs>
-        <w:rPr>
-          <w:rFonts w:asciiTheme="majorHAnsi" w:hAnsiTheme="majorHAnsi" w:cstheme="majorHAnsi"/>
-          <w:color w:val="0D0D0D" w:themeColor="text1" w:themeTint="F2"/>
-          <w:sz w:val="20"/>
-          <w:szCs w:val="20"/>
-        </w:rPr>
-      </w:pPr>
-      <w:r>
-        <w:rPr>
-          <w:rFonts w:asciiTheme="majorHAnsi" w:hAnsiTheme="majorHAnsi" w:cstheme="majorHAnsi"/>
-          <w:sz w:val="20"/>
-          <w:szCs w:val="20"/>
-        </w:rPr>
-        <w:t>Teaching/Leading tutorial in Electrical Engineering courses</w:t>
-      </w:r>
-    </w:p>
-    <w:p>
-      <w:pPr>
-        <w:pStyle w:val="ListParagraph"/>
-        <w:numPr>
-          <w:ilvl w:val="0"/>
-          <w:numId w:val="13"/>
-        </w:numPr>
-        <w:tabs>
-          <w:tab w:val="right" w:pos="0"/>
-          <w:tab w:val="left" w:pos="360"/>
-          <w:tab w:val="right" w:pos="10200"/>
-        </w:tabs>
-        <w:spacing w:line="276" w:lineRule="auto"/>
-        <w:rPr>
-          <w:rFonts w:asciiTheme="majorHAnsi" w:hAnsiTheme="majorHAnsi" w:cstheme="majorHAnsi"/>
-          <w:color w:val="0D0D0D" w:themeColor="text1" w:themeTint="F2"/>
-          <w:sz w:val="20"/>
-          <w:szCs w:val="20"/>
-        </w:rPr>
-      </w:pPr>
-      <w:r>
-        <w:rPr>
-          <w:rFonts w:asciiTheme="majorHAnsi" w:hAnsiTheme="majorHAnsi" w:cstheme="majorHAnsi"/>
-          <w:color w:val="0D0D0D" w:themeColor="text1" w:themeTint="F2"/>
-          <w:sz w:val="20"/>
-          <w:szCs w:val="20"/>
-        </w:rPr>
-        <w:t xml:space="preserve">ELEE2450U Digital systems                 - </w:t>
-      </w:r>
-      <w:r>
-        <w:rPr>
-          <w:rFonts w:asciiTheme="majorHAnsi" w:hAnsiTheme="majorHAnsi" w:cstheme="majorHAnsi"/>
-          <w:color w:val="0D0D0D" w:themeColor="text1" w:themeTint="F2"/>
-          <w:sz w:val="20"/>
-          <w:szCs w:val="20"/>
-        </w:rPr>
-        <w:t>ELEE2210</w:t>
-      </w:r>
-      <w:r>
-        <w:rPr>
-          <w:rFonts w:asciiTheme="majorHAnsi" w:hAnsiTheme="majorHAnsi" w:cstheme="majorHAnsi"/>
-          <w:color w:val="0D0D0D" w:themeColor="text1" w:themeTint="F2"/>
-          <w:sz w:val="20"/>
-          <w:szCs w:val="20"/>
-        </w:rPr>
-        <w:t xml:space="preserve"> </w:t>
-      </w:r>
-      <w:r>
-        <w:rPr>
-          <w:rFonts w:asciiTheme="majorHAnsi" w:hAnsiTheme="majorHAnsi" w:cstheme="majorHAnsi"/>
-          <w:color w:val="0D0D0D" w:themeColor="text1" w:themeTint="F2"/>
-          <w:sz w:val="20"/>
-          <w:szCs w:val="20"/>
-        </w:rPr>
-        <w:t>Circuit Analysis</w:t>
-      </w:r>
-    </w:p>
-    <w:p>
-      <w:pPr>
-        <w:tabs>
-          <w:tab w:val="right" w:pos="0"/>
-          <w:tab w:val="left" w:pos="360"/>
-          <w:tab w:val="right" w:pos="10200"/>
-        </w:tabs>
-        <w:ind w:left="360" w:hanging="360"/>
-        <w:rPr>
-          <w:rFonts w:asciiTheme="majorHAnsi" w:hAnsiTheme="majorHAnsi" w:cstheme="majorHAnsi"/>
-          <w:sz w:val="20"/>
-          <w:szCs w:val="20"/>
-        </w:rPr>
-      </w:pPr>
-      <w:r>
-        <w:rPr>
-          <w:rFonts w:asciiTheme="majorHAnsi" w:hAnsiTheme="majorHAnsi" w:cstheme="majorHAnsi"/>
-          <w:b/>
-          <w:sz w:val="20"/>
-          <w:szCs w:val="20"/>
-        </w:rPr>
-        <w:t>Teaching Assistant</w:t>
-      </w:r>
-      <w:r>
-        <w:rPr>
-          <w:rFonts w:asciiTheme="majorHAnsi" w:hAnsiTheme="majorHAnsi" w:cstheme="majorHAnsi"/>
-          <w:b/>
-          <w:sz w:val="20"/>
-          <w:szCs w:val="20"/>
-        </w:rPr>
-        <w:t>,</w:t>
-      </w:r>
-      <w:r>
-        <w:rPr>
-          <w:rFonts w:asciiTheme="majorHAnsi" w:hAnsiTheme="majorHAnsi" w:cstheme="majorHAnsi" w:hint="cs"/>
-          <w:sz w:val="20"/>
-          <w:szCs w:val="20"/>
-          <w:rtl/>
-        </w:rPr>
-        <w:t xml:space="preserve"> </w:t>
-      </w:r>
-      <w:proofErr w:type="spellStart"/>
-      <w:r>
-        <w:rPr>
-          <w:rFonts w:asciiTheme="majorHAnsi" w:hAnsiTheme="majorHAnsi" w:cstheme="majorHAnsi"/>
-          <w:sz w:val="20"/>
-          <w:szCs w:val="20"/>
-        </w:rPr>
-        <w:t>Benha</w:t>
-      </w:r>
-      <w:proofErr w:type="spellEnd"/>
-      <w:r>
-        <w:rPr>
-          <w:rFonts w:asciiTheme="majorHAnsi" w:hAnsiTheme="majorHAnsi" w:cstheme="majorHAnsi"/>
-          <w:sz w:val="20"/>
-          <w:szCs w:val="20"/>
-        </w:rPr>
-        <w:t xml:space="preserve"> </w:t>
-      </w:r>
-      <w:proofErr w:type="gramStart"/>
-      <w:r>
-        <w:rPr>
-          <w:rFonts w:asciiTheme="majorHAnsi" w:hAnsiTheme="majorHAnsi" w:cstheme="majorHAnsi"/>
-          <w:sz w:val="20"/>
-          <w:szCs w:val="20"/>
-        </w:rPr>
-        <w:t>University,</w:t>
-      </w:r>
-      <w:r>
-        <w:rPr>
-          <w:rFonts w:asciiTheme="majorHAnsi" w:hAnsiTheme="majorHAnsi" w:cstheme="majorHAnsi"/>
-          <w:sz w:val="20"/>
-          <w:szCs w:val="20"/>
-        </w:rPr>
-        <w:t xml:space="preserve"> </w:t>
-      </w:r>
-      <w:r>
-        <w:rPr>
-          <w:rFonts w:asciiTheme="majorHAnsi" w:hAnsiTheme="majorHAnsi" w:cstheme="majorHAnsi"/>
-          <w:sz w:val="20"/>
-          <w:szCs w:val="20"/>
-        </w:rPr>
-        <w:t xml:space="preserve"> Dept.</w:t>
-      </w:r>
-      <w:proofErr w:type="gramEnd"/>
-      <w:r>
-        <w:rPr>
-          <w:rFonts w:asciiTheme="majorHAnsi" w:hAnsiTheme="majorHAnsi" w:cstheme="majorHAnsi"/>
-          <w:sz w:val="20"/>
-          <w:szCs w:val="20"/>
-        </w:rPr>
-        <w:t xml:space="preserve"> of Electrical Engineering, </w:t>
-      </w:r>
-      <w:proofErr w:type="spellStart"/>
-      <w:r>
-        <w:rPr>
-          <w:rFonts w:asciiTheme="majorHAnsi" w:hAnsiTheme="majorHAnsi" w:cstheme="majorHAnsi"/>
-          <w:sz w:val="20"/>
-          <w:szCs w:val="20"/>
-        </w:rPr>
-        <w:t>Benha</w:t>
-      </w:r>
-      <w:proofErr w:type="spellEnd"/>
-      <w:r>
-        <w:rPr>
-          <w:rFonts w:asciiTheme="majorHAnsi" w:hAnsiTheme="majorHAnsi" w:cstheme="majorHAnsi"/>
-          <w:sz w:val="20"/>
-          <w:szCs w:val="20"/>
-        </w:rPr>
-        <w:t>, Egypt</w:t>
+        <w:t xml:space="preserve"> Dept. of Electrical Engineering, Benha, Egypt</w:t>
       </w:r>
       <w:r>
         <w:rPr>
@@ -3724,19 +3379,8 @@
           <w:sz w:val="20"/>
           <w:szCs w:val="20"/>
         </w:rPr>
-        <w:t xml:space="preserve">Master of Science in Electrical </w:t>
-      </w:r>
-      <w:proofErr w:type="gramStart"/>
-      <w:r>
-        <w:rPr>
-          <w:rFonts w:asciiTheme="majorHAnsi" w:hAnsiTheme="majorHAnsi" w:cstheme="majorHAnsi"/>
-          <w:b/>
-          <w:sz w:val="20"/>
-          <w:szCs w:val="20"/>
-        </w:rPr>
-        <w:t xml:space="preserve">Engineering,  </w:t>
-      </w:r>
-      <w:proofErr w:type="spellStart"/>
+        <w:t xml:space="preserve">Master of Science in Electrical Engineering,  </w:t>
+      </w:r>
       <w:r>
         <w:rPr>
           <w:rFonts w:asciiTheme="majorHAnsi" w:hAnsiTheme="majorHAnsi" w:cstheme="majorHAnsi"/>
@@ -3745,8 +3389,6 @@
         </w:rPr>
         <w:t>Benha</w:t>
       </w:r>
-      <w:proofErr w:type="spellEnd"/>
-      <w:proofErr w:type="gramEnd"/>
       <w:r>
         <w:rPr>
           <w:rFonts w:asciiTheme="majorHAnsi" w:hAnsiTheme="majorHAnsi" w:cstheme="majorHAnsi"/>
@@ -3755,7 +3397,6 @@
         </w:rPr>
         <w:t xml:space="preserve"> University, </w:t>
       </w:r>
-      <w:proofErr w:type="spellStart"/>
       <w:r>
         <w:rPr>
           <w:rFonts w:asciiTheme="majorHAnsi" w:hAnsiTheme="majorHAnsi" w:cstheme="majorHAnsi"/>
@@ -3764,7 +3405,6 @@
         </w:rPr>
         <w:t>Benha</w:t>
       </w:r>
-      <w:proofErr w:type="spellEnd"/>
       <w:r>
         <w:rPr>
           <w:rFonts w:asciiTheme="majorHAnsi" w:hAnsiTheme="majorHAnsi" w:cstheme="majorHAnsi"/>
@@ -3876,47 +3516,7 @@
           <w:sz w:val="20"/>
           <w:szCs w:val="20"/>
         </w:rPr>
-        <w:t xml:space="preserve">mplement and test </w:t>
-      </w:r>
-      <w:proofErr w:type="spellStart"/>
-      <w:r>
-        <w:rPr>
-          <w:rFonts w:asciiTheme="majorHAnsi" w:hAnsiTheme="majorHAnsi" w:cstheme="majorHAnsi"/>
-          <w:bCs/>
-          <w:sz w:val="20"/>
-          <w:szCs w:val="20"/>
-        </w:rPr>
-        <w:t>Mth</w:t>
-      </w:r>
-      <w:proofErr w:type="spellEnd"/>
-      <w:r>
-        <w:rPr>
-          <w:rFonts w:asciiTheme="majorHAnsi" w:hAnsiTheme="majorHAnsi" w:cstheme="majorHAnsi"/>
-          <w:bCs/>
-          <w:sz w:val="20"/>
-          <w:szCs w:val="20"/>
-        </w:rPr>
-        <w:t xml:space="preserve"> Root </w:t>
-      </w:r>
-      <w:proofErr w:type="spellStart"/>
-      <w:r>
-        <w:rPr>
-          <w:rFonts w:asciiTheme="majorHAnsi" w:hAnsiTheme="majorHAnsi" w:cstheme="majorHAnsi"/>
-          <w:bCs/>
-          <w:sz w:val="20"/>
-          <w:szCs w:val="20"/>
-        </w:rPr>
-        <w:t>Mth</w:t>
-      </w:r>
-      <w:proofErr w:type="spellEnd"/>
-      <w:r>
-        <w:rPr>
-          <w:rFonts w:asciiTheme="majorHAnsi" w:hAnsiTheme="majorHAnsi" w:cstheme="majorHAnsi"/>
-          <w:bCs/>
-          <w:sz w:val="20"/>
-          <w:szCs w:val="20"/>
-        </w:rPr>
-        <w:t xml:space="preserve"> Power SNR MPSK Estimator</w:t>
+        <w:t>mplement and test Mth Root Mth Power SNR MPSK Estimator</w:t>
       </w:r>
       <w:r>
         <w:rPr>
@@ -3946,21 +3546,6 @@
         </w:tabs>
         <w:rPr>
           <w:rFonts w:asciiTheme="majorHAnsi" w:hAnsiTheme="majorHAnsi" w:cstheme="majorHAnsi"/>
-          <w:bCs/>
-          <w:sz w:val="20"/>
-          <w:szCs w:val="20"/>
-        </w:rPr>
-      </w:pPr>
-    </w:p>
-    <w:p>
-      <w:pPr>
-        <w:tabs>
-          <w:tab w:val="right" w:pos="0"/>
-          <w:tab w:val="left" w:pos="360"/>
-          <w:tab w:val="right" w:pos="10200"/>
-        </w:tabs>
-        <w:rPr>
-          <w:rFonts w:asciiTheme="majorHAnsi" w:hAnsiTheme="majorHAnsi" w:cstheme="majorHAnsi"/>
           <w:sz w:val="20"/>
           <w:szCs w:val="20"/>
         </w:rPr>
@@ -4001,7 +3586,6 @@
         </w:rPr>
         <w:t xml:space="preserve">, </w:t>
       </w:r>
-      <w:proofErr w:type="spellStart"/>
       <w:r>
         <w:rPr>
           <w:rFonts w:asciiTheme="majorHAnsi" w:hAnsiTheme="majorHAnsi" w:cstheme="majorHAnsi"/>
@@ -4010,7 +3594,6 @@
         </w:rPr>
         <w:t>Benha</w:t>
       </w:r>
-      <w:proofErr w:type="spellEnd"/>
       <w:r>
         <w:rPr>
           <w:rFonts w:asciiTheme="majorHAnsi" w:hAnsiTheme="majorHAnsi" w:cstheme="majorHAnsi"/>
@@ -4035,7 +3618,6 @@
         </w:rPr>
         <w:t xml:space="preserve"> </w:t>
       </w:r>
-      <w:proofErr w:type="spellStart"/>
       <w:r>
         <w:rPr>
           <w:rFonts w:asciiTheme="majorHAnsi" w:hAnsiTheme="majorHAnsi" w:cstheme="majorHAnsi"/>
@@ -4044,7 +3626,6 @@
         </w:rPr>
         <w:t>Benha</w:t>
       </w:r>
-      <w:proofErr w:type="spellEnd"/>
       <w:r>
         <w:rPr>
           <w:rFonts w:asciiTheme="majorHAnsi" w:hAnsiTheme="majorHAnsi" w:cstheme="majorHAnsi"/>
@@ -4086,20 +3667,6 @@
         </w:rPr>
         <w:t>12</w:t>
       </w:r>
-    </w:p>
-    <w:p>
-      <w:pPr>
-        <w:tabs>
-          <w:tab w:val="right" w:pos="0"/>
-          <w:tab w:val="left" w:pos="360"/>
-          <w:tab w:val="right" w:pos="10200"/>
-        </w:tabs>
-        <w:rPr>
-          <w:rFonts w:asciiTheme="majorHAnsi" w:hAnsiTheme="majorHAnsi" w:cstheme="majorHAnsi"/>
-          <w:sz w:val="20"/>
-          <w:szCs w:val="20"/>
-        </w:rPr>
-      </w:pPr>
     </w:p>
     <w:p>
       <w:pPr>
@@ -4107,7 +3674,7 @@
           <w:tab w:val="left" w:pos="360"/>
           <w:tab w:val="right" w:pos="10200"/>
         </w:tabs>
-        <w:spacing w:after="80"/>
+        <w:spacing w:before="240" w:after="80"/>
         <w:rPr>
           <w:rFonts w:asciiTheme="majorHAnsi" w:hAnsiTheme="majorHAnsi" w:cstheme="majorHAnsi"/>
           <w:b/>
@@ -4241,77 +3808,13 @@
         </w:rPr>
         <w:tab/>
       </w:r>
-      <w:proofErr w:type="spellStart"/>
-      <w:r>
-        <w:rPr>
-          <w:rFonts w:asciiTheme="majorHAnsi" w:hAnsiTheme="majorHAnsi" w:cstheme="majorHAnsi"/>
-          <w:sz w:val="20"/>
-          <w:szCs w:val="20"/>
-        </w:rPr>
-        <w:t>Elgazzar</w:t>
-      </w:r>
-      <w:proofErr w:type="spellEnd"/>
-      <w:r>
-        <w:rPr>
-          <w:rFonts w:asciiTheme="majorHAnsi" w:hAnsiTheme="majorHAnsi" w:cstheme="majorHAnsi"/>
-          <w:sz w:val="20"/>
-          <w:szCs w:val="20"/>
-        </w:rPr>
-        <w:t xml:space="preserve">, K., Khalil, H., Alghamdi, T., Badr, A., Abdelkader, G., Elewah, A., &amp; </w:t>
-      </w:r>
-      <w:proofErr w:type="spellStart"/>
-      <w:r>
-        <w:rPr>
-          <w:rFonts w:asciiTheme="majorHAnsi" w:hAnsiTheme="majorHAnsi" w:cstheme="majorHAnsi"/>
-          <w:sz w:val="20"/>
-          <w:szCs w:val="20"/>
-        </w:rPr>
-        <w:t>Buyya</w:t>
-      </w:r>
-      <w:proofErr w:type="spellEnd"/>
-      <w:r>
-        <w:rPr>
-          <w:rFonts w:asciiTheme="majorHAnsi" w:hAnsiTheme="majorHAnsi" w:cstheme="majorHAnsi"/>
-          <w:sz w:val="20"/>
-          <w:szCs w:val="20"/>
-        </w:rPr>
-        <w:t xml:space="preserve">, R. (2022). Revisiting the internet of things: </w:t>
-      </w:r>
-      <w:proofErr w:type="gramStart"/>
-      <w:r>
-        <w:rPr>
-          <w:rFonts w:asciiTheme="majorHAnsi" w:hAnsiTheme="majorHAnsi" w:cstheme="majorHAnsi"/>
-          <w:sz w:val="20"/>
-          <w:szCs w:val="20"/>
-        </w:rPr>
-        <w:t>New</w:t>
-      </w:r>
-      <w:proofErr w:type="gramEnd"/>
-      <w:r>
-        <w:rPr>
-          <w:rFonts w:asciiTheme="majorHAnsi" w:hAnsiTheme="majorHAnsi" w:cstheme="majorHAnsi"/>
-          <w:sz w:val="20"/>
-          <w:szCs w:val="20"/>
-        </w:rPr>
-        <w:t xml:space="preserve"> trends, opportunities and grand challenges. Frontiers </w:t>
-      </w:r>
-      <w:proofErr w:type="gramStart"/>
-      <w:r>
-        <w:rPr>
-          <w:rFonts w:asciiTheme="majorHAnsi" w:hAnsiTheme="majorHAnsi" w:cstheme="majorHAnsi"/>
-          <w:sz w:val="20"/>
-          <w:szCs w:val="20"/>
-        </w:rPr>
-        <w:t>in</w:t>
-      </w:r>
-      <w:proofErr w:type="gramEnd"/>
-      <w:r>
-        <w:rPr>
-          <w:rFonts w:asciiTheme="majorHAnsi" w:hAnsiTheme="majorHAnsi" w:cstheme="majorHAnsi"/>
-          <w:sz w:val="20"/>
-          <w:szCs w:val="20"/>
-        </w:rPr>
-        <w:t xml:space="preserve"> the Internet of Things, 1, 1073780.</w:t>
+      <w:r>
+        <w:rPr>
+          <w:rFonts w:asciiTheme="majorHAnsi" w:hAnsiTheme="majorHAnsi" w:cstheme="majorHAnsi"/>
+          <w:sz w:val="20"/>
+          <w:szCs w:val="20"/>
+        </w:rPr>
+        <w:t>Elgazzar, K., Khalil, H., Alghamdi, T., Badr, A., Abdelkader, G., Elewah, A., &amp; Buyya, R. (2022). Revisiting the internet of things: New trends, opportunities and grand challenges. Frontiers in the Internet of Things, 1, 1073780.</w:t>
       </w:r>
     </w:p>
     <w:p>
@@ -4342,61 +3845,7 @@
           <w:szCs w:val="20"/>
         </w:rPr>
         <w:tab/>
-        <w:t xml:space="preserve">A. Elewah, W. M. </w:t>
-      </w:r>
-      <w:proofErr w:type="gramStart"/>
-      <w:r>
-        <w:rPr>
-          <w:rFonts w:asciiTheme="majorHAnsi" w:hAnsiTheme="majorHAnsi" w:cstheme="majorHAnsi"/>
-          <w:sz w:val="20"/>
-          <w:szCs w:val="20"/>
-        </w:rPr>
-        <w:t>Ibrahim</w:t>
-      </w:r>
-      <w:proofErr w:type="gramEnd"/>
-      <w:r>
-        <w:rPr>
-          <w:rFonts w:asciiTheme="majorHAnsi" w:hAnsiTheme="majorHAnsi" w:cstheme="majorHAnsi"/>
-          <w:sz w:val="20"/>
-          <w:szCs w:val="20"/>
-        </w:rPr>
-        <w:t xml:space="preserve"> and K. </w:t>
-      </w:r>
-      <w:proofErr w:type="spellStart"/>
-      <w:r>
-        <w:rPr>
-          <w:rFonts w:asciiTheme="majorHAnsi" w:hAnsiTheme="majorHAnsi" w:cstheme="majorHAnsi"/>
-          <w:sz w:val="20"/>
-          <w:szCs w:val="20"/>
-        </w:rPr>
-        <w:t>Elgazzar</w:t>
-      </w:r>
-      <w:proofErr w:type="spellEnd"/>
-      <w:r>
-        <w:rPr>
-          <w:rFonts w:asciiTheme="majorHAnsi" w:hAnsiTheme="majorHAnsi" w:cstheme="majorHAnsi"/>
-          <w:sz w:val="20"/>
-          <w:szCs w:val="20"/>
-        </w:rPr>
-        <w:t xml:space="preserve">, "Paving the Way for Massive Public Sensing as a Service," 2022 IEEE 47th Conference on Local Computer Networks (LCN), 2022, pp. 391-394, </w:t>
-      </w:r>
-      <w:proofErr w:type="spellStart"/>
-      <w:r>
-        <w:rPr>
-          <w:rFonts w:asciiTheme="majorHAnsi" w:hAnsiTheme="majorHAnsi" w:cstheme="majorHAnsi"/>
-          <w:sz w:val="20"/>
-          <w:szCs w:val="20"/>
-        </w:rPr>
-        <w:t>doi</w:t>
-      </w:r>
-      <w:proofErr w:type="spellEnd"/>
-      <w:r>
-        <w:rPr>
-          <w:rFonts w:asciiTheme="majorHAnsi" w:hAnsiTheme="majorHAnsi" w:cstheme="majorHAnsi"/>
-          <w:sz w:val="20"/>
-          <w:szCs w:val="20"/>
-        </w:rPr>
-        <w:t>: 10.1109/LCN53696.2022.9843516.</w:t>
+        <w:t>A. Elewah, W. M. Ibrahim and K. Elgazzar, "Paving the Way for Massive Public Sensing as a Service," 2022 IEEE 47th Conference on Local Computer Networks (LCN), 2022, pp. 391-394, doi: 10.1109/LCN53696.2022.9843516.</w:t>
       </w:r>
     </w:p>
     <w:p>
@@ -4427,79 +3876,7 @@
           <w:szCs w:val="20"/>
         </w:rPr>
         <w:tab/>
-        <w:t xml:space="preserve">A. Elewah, W. M. Ibrahim, A. </w:t>
-      </w:r>
-      <w:proofErr w:type="spellStart"/>
-      <w:r>
-        <w:rPr>
-          <w:rFonts w:asciiTheme="majorHAnsi" w:hAnsiTheme="majorHAnsi" w:cstheme="majorHAnsi"/>
-          <w:sz w:val="20"/>
-          <w:szCs w:val="20"/>
-        </w:rPr>
-        <w:t>Rafıkl</w:t>
-      </w:r>
-      <w:proofErr w:type="spellEnd"/>
-      <w:r>
-        <w:rPr>
-          <w:rFonts w:asciiTheme="majorHAnsi" w:hAnsiTheme="majorHAnsi" w:cstheme="majorHAnsi"/>
-          <w:sz w:val="20"/>
-          <w:szCs w:val="20"/>
-        </w:rPr>
-        <w:t xml:space="preserve"> and K. </w:t>
-      </w:r>
-      <w:proofErr w:type="spellStart"/>
-      <w:r>
-        <w:rPr>
-          <w:rFonts w:asciiTheme="majorHAnsi" w:hAnsiTheme="majorHAnsi" w:cstheme="majorHAnsi"/>
-          <w:sz w:val="20"/>
-          <w:szCs w:val="20"/>
-        </w:rPr>
-        <w:t>Elgazzar</w:t>
-      </w:r>
-      <w:proofErr w:type="spellEnd"/>
-      <w:r>
-        <w:rPr>
-          <w:rFonts w:asciiTheme="majorHAnsi" w:hAnsiTheme="majorHAnsi" w:cstheme="majorHAnsi"/>
-          <w:sz w:val="20"/>
-          <w:szCs w:val="20"/>
-        </w:rPr>
-        <w:t>, "</w:t>
-      </w:r>
-      <w:proofErr w:type="spellStart"/>
-      <w:r>
-        <w:rPr>
-          <w:rFonts w:asciiTheme="majorHAnsi" w:hAnsiTheme="majorHAnsi" w:cstheme="majorHAnsi"/>
-          <w:sz w:val="20"/>
-          <w:szCs w:val="20"/>
-        </w:rPr>
-        <w:t>ThingsDriver</w:t>
-      </w:r>
-      <w:proofErr w:type="spellEnd"/>
-      <w:r>
-        <w:rPr>
-          <w:rFonts w:asciiTheme="majorHAnsi" w:hAnsiTheme="majorHAnsi" w:cstheme="majorHAnsi"/>
-          <w:sz w:val="20"/>
-          <w:szCs w:val="20"/>
-        </w:rPr>
-        <w:t xml:space="preserve">: A Unified Interoperable Driver for IoT Nodes," 2022 International Wireless Communications and Mobile Computing (IWCMC), 2022, pp. 877-882, </w:t>
-      </w:r>
-      <w:proofErr w:type="spellStart"/>
-      <w:r>
-        <w:rPr>
-          <w:rFonts w:asciiTheme="majorHAnsi" w:hAnsiTheme="majorHAnsi" w:cstheme="majorHAnsi"/>
-          <w:sz w:val="20"/>
-          <w:szCs w:val="20"/>
-        </w:rPr>
-        <w:t>doi</w:t>
-      </w:r>
-      <w:proofErr w:type="spellEnd"/>
-      <w:r>
-        <w:rPr>
-          <w:rFonts w:asciiTheme="majorHAnsi" w:hAnsiTheme="majorHAnsi" w:cstheme="majorHAnsi"/>
-          <w:sz w:val="20"/>
-          <w:szCs w:val="20"/>
-        </w:rPr>
-        <w:t>: 10.1109/IWCMC55113.2022.9824989.</w:t>
+        <w:t>A. Elewah, W. M. Ibrahim, A. Rafıkl and K. Elgazzar, "ThingsDriver: A Unified Interoperable Driver for IoT Nodes," 2022 International Wireless Communications and Mobile Computing (IWCMC), 2022, pp. 877-882, doi: 10.1109/IWCMC55113.2022.9824989.</w:t>
       </w:r>
     </w:p>
     <w:p>
@@ -4530,79 +3907,7 @@
           <w:szCs w:val="20"/>
         </w:rPr>
         <w:tab/>
-        <w:t xml:space="preserve">A. Elewah, A. A. Badawi, H. Khalil, S. </w:t>
-      </w:r>
-      <w:proofErr w:type="spellStart"/>
-      <w:r>
-        <w:rPr>
-          <w:rFonts w:asciiTheme="majorHAnsi" w:hAnsiTheme="majorHAnsi" w:cstheme="majorHAnsi"/>
-          <w:sz w:val="20"/>
-          <w:szCs w:val="20"/>
-        </w:rPr>
-        <w:t>Rahnamayan</w:t>
-      </w:r>
-      <w:proofErr w:type="spellEnd"/>
-      <w:r>
-        <w:rPr>
-          <w:rFonts w:asciiTheme="majorHAnsi" w:hAnsiTheme="majorHAnsi" w:cstheme="majorHAnsi"/>
-          <w:sz w:val="20"/>
-          <w:szCs w:val="20"/>
-        </w:rPr>
-        <w:t xml:space="preserve"> and K. </w:t>
-      </w:r>
-      <w:proofErr w:type="spellStart"/>
-      <w:r>
-        <w:rPr>
-          <w:rFonts w:asciiTheme="majorHAnsi" w:hAnsiTheme="majorHAnsi" w:cstheme="majorHAnsi"/>
-          <w:sz w:val="20"/>
-          <w:szCs w:val="20"/>
-        </w:rPr>
-        <w:t>Elgazzar</w:t>
-      </w:r>
-      <w:proofErr w:type="spellEnd"/>
-      <w:r>
-        <w:rPr>
-          <w:rFonts w:asciiTheme="majorHAnsi" w:hAnsiTheme="majorHAnsi" w:cstheme="majorHAnsi"/>
-          <w:sz w:val="20"/>
-          <w:szCs w:val="20"/>
-        </w:rPr>
-        <w:t xml:space="preserve">, "3D-RadViz: </w:t>
-      </w:r>
-      <w:proofErr w:type="gramStart"/>
-      <w:r>
-        <w:rPr>
-          <w:rFonts w:asciiTheme="majorHAnsi" w:hAnsiTheme="majorHAnsi" w:cstheme="majorHAnsi"/>
-          <w:sz w:val="20"/>
-          <w:szCs w:val="20"/>
-        </w:rPr>
-        <w:t>Three Dimensional</w:t>
-      </w:r>
-      <w:proofErr w:type="gramEnd"/>
-      <w:r>
-        <w:rPr>
-          <w:rFonts w:asciiTheme="majorHAnsi" w:hAnsiTheme="majorHAnsi" w:cstheme="majorHAnsi"/>
-          <w:sz w:val="20"/>
-          <w:szCs w:val="20"/>
-        </w:rPr>
-        <w:t xml:space="preserve"> Radial Visualization for Large-Scale Data Visualization," 2021 IEEE Congress on Evolutionary Computation (CEC), 2021, pp. 1037-1046, </w:t>
-      </w:r>
-      <w:proofErr w:type="spellStart"/>
-      <w:r>
-        <w:rPr>
-          <w:rFonts w:asciiTheme="majorHAnsi" w:hAnsiTheme="majorHAnsi" w:cstheme="majorHAnsi"/>
-          <w:sz w:val="20"/>
-          <w:szCs w:val="20"/>
-        </w:rPr>
-        <w:t>doi</w:t>
-      </w:r>
-      <w:proofErr w:type="spellEnd"/>
-      <w:r>
-        <w:rPr>
-          <w:rFonts w:asciiTheme="majorHAnsi" w:hAnsiTheme="majorHAnsi" w:cstheme="majorHAnsi"/>
-          <w:sz w:val="20"/>
-          <w:szCs w:val="20"/>
-        </w:rPr>
-        <w:t>: 10.1109/CEC45853.2021.9504983.</w:t>
+        <w:t>A. Elewah, A. A. Badawi, H. Khalil, S. Rahnamayan and K. Elgazzar, "3D-RadViz: Three Dimensional Radial Visualization for Large-Scale Data Visualization," 2021 IEEE Congress on Evolutionary Computation (CEC), 2021, pp. 1037-1046, doi: 10.1109/CEC45853.2021.9504983.</w:t>
       </w:r>
     </w:p>
     <w:p>
@@ -4649,97 +3954,7 @@
           <w:sz w:val="20"/>
           <w:szCs w:val="20"/>
         </w:rPr>
-        <w:t xml:space="preserve"> Elewah, A Taman, AA </w:t>
-      </w:r>
-      <w:proofErr w:type="spellStart"/>
-      <w:r>
-        <w:rPr>
-          <w:rFonts w:asciiTheme="majorHAnsi" w:hAnsiTheme="majorHAnsi" w:cstheme="majorHAnsi"/>
-          <w:sz w:val="20"/>
-          <w:szCs w:val="20"/>
-        </w:rPr>
-        <w:t>Awamry</w:t>
-      </w:r>
-      <w:proofErr w:type="spellEnd"/>
-      <w:r>
-        <w:rPr>
-          <w:rFonts w:asciiTheme="majorHAnsi" w:hAnsiTheme="majorHAnsi" w:cstheme="majorHAnsi"/>
-          <w:sz w:val="20"/>
-          <w:szCs w:val="20"/>
-        </w:rPr>
-        <w:t xml:space="preserve">, M </w:t>
-      </w:r>
-      <w:proofErr w:type="spellStart"/>
-      <w:r>
-        <w:rPr>
-          <w:rFonts w:asciiTheme="majorHAnsi" w:hAnsiTheme="majorHAnsi" w:cstheme="majorHAnsi"/>
-          <w:sz w:val="20"/>
-          <w:szCs w:val="20"/>
-        </w:rPr>
-        <w:t>Elbahy</w:t>
-      </w:r>
-      <w:proofErr w:type="spellEnd"/>
-      <w:r>
-        <w:rPr>
-          <w:rFonts w:asciiTheme="majorHAnsi" w:hAnsiTheme="majorHAnsi" w:cstheme="majorHAnsi"/>
-          <w:sz w:val="20"/>
-          <w:szCs w:val="20"/>
-        </w:rPr>
-        <w:t xml:space="preserve"> “</w:t>
-      </w:r>
-      <w:proofErr w:type="spellStart"/>
-      <w:r>
-        <w:rPr>
-          <w:rFonts w:asciiTheme="majorHAnsi" w:hAnsiTheme="majorHAnsi" w:cstheme="majorHAnsi"/>
-          <w:sz w:val="20"/>
-          <w:szCs w:val="20"/>
-        </w:rPr>
-        <w:t>Mth</w:t>
-      </w:r>
-      <w:proofErr w:type="spellEnd"/>
-      <w:r>
-        <w:rPr>
-          <w:rFonts w:asciiTheme="majorHAnsi" w:hAnsiTheme="majorHAnsi" w:cstheme="majorHAnsi"/>
-          <w:sz w:val="20"/>
-          <w:szCs w:val="20"/>
-        </w:rPr>
-        <w:t xml:space="preserve"> Root </w:t>
-      </w:r>
-      <w:proofErr w:type="spellStart"/>
-      <w:r>
-        <w:rPr>
-          <w:rFonts w:asciiTheme="majorHAnsi" w:hAnsiTheme="majorHAnsi" w:cstheme="majorHAnsi"/>
-          <w:sz w:val="20"/>
-          <w:szCs w:val="20"/>
-        </w:rPr>
-        <w:t>Mth</w:t>
-      </w:r>
-      <w:proofErr w:type="spellEnd"/>
-      <w:r>
-        <w:rPr>
-          <w:rFonts w:asciiTheme="majorHAnsi" w:hAnsiTheme="majorHAnsi" w:cstheme="majorHAnsi"/>
-          <w:sz w:val="20"/>
-          <w:szCs w:val="20"/>
-        </w:rPr>
-        <w:t xml:space="preserve"> Power SNR MPSK Estimator</w:t>
-      </w:r>
-      <w:proofErr w:type="gramStart"/>
-      <w:r>
-        <w:rPr>
-          <w:rFonts w:asciiTheme="majorHAnsi" w:hAnsiTheme="majorHAnsi" w:cstheme="majorHAnsi"/>
-          <w:sz w:val="20"/>
-          <w:szCs w:val="20"/>
-        </w:rPr>
-        <w:t>”,  12</w:t>
-      </w:r>
-      <w:proofErr w:type="gramEnd"/>
-      <w:r>
-        <w:rPr>
-          <w:rFonts w:asciiTheme="majorHAnsi" w:hAnsiTheme="majorHAnsi" w:cstheme="majorHAnsi"/>
-          <w:sz w:val="20"/>
-          <w:szCs w:val="20"/>
-        </w:rPr>
-        <w:t>th International Conference Mechatronics, Brno, Czech Republic  6-8/09/2017.</w:t>
+        <w:t xml:space="preserve"> Elewah, A Taman, AA Awamry, M Elbahy “Mth Root Mth Power SNR MPSK Estimator”,  12th International Conference Mechatronics, Brno, Czech Republic  6-8/09/2017.</w:t>
       </w:r>
     </w:p>
     <w:p>
@@ -4908,15 +4123,15 @@
           <w:sz w:val="20"/>
           <w:szCs w:val="20"/>
         </w:rPr>
-        <w:t xml:space="preserve"> with </w:t>
-      </w:r>
-      <w:r>
-        <w:rPr>
-          <w:rFonts w:asciiTheme="majorHAnsi" w:hAnsiTheme="majorHAnsi" w:cstheme="majorHAnsi"/>
-          <w:sz w:val="20"/>
-          <w:szCs w:val="20"/>
-        </w:rPr>
-        <w:t xml:space="preserve">VHDL, </w:t>
+        <w:t xml:space="preserve"> with</w:t>
+      </w:r>
+      <w:r>
+        <w:rPr>
+          <w:rFonts w:asciiTheme="majorHAnsi" w:hAnsiTheme="majorHAnsi" w:cstheme="majorHAnsi"/>
+          <w:sz w:val="20"/>
+          <w:szCs w:val="20"/>
+        </w:rPr>
+        <w:t xml:space="preserve"> </w:t>
       </w:r>
       <w:r>
         <w:rPr>
@@ -4932,6 +4147,14 @@
           <w:sz w:val="20"/>
           <w:szCs w:val="20"/>
         </w:rPr>
+        <w:t>, C++</w:t>
+      </w:r>
+      <w:r>
+        <w:rPr>
+          <w:rFonts w:asciiTheme="majorHAnsi" w:hAnsiTheme="majorHAnsi" w:cstheme="majorHAnsi"/>
+          <w:sz w:val="20"/>
+          <w:szCs w:val="20"/>
+        </w:rPr>
         <w:t xml:space="preserve">, </w:t>
       </w:r>
       <w:r>
@@ -4948,18 +4171,24 @@
           <w:sz w:val="20"/>
           <w:szCs w:val="20"/>
         </w:rPr>
+        <w:t>, Javascript</w:t>
+      </w:r>
+      <w:r>
+        <w:rPr>
+          <w:rFonts w:asciiTheme="majorHAnsi" w:hAnsiTheme="majorHAnsi" w:cstheme="majorHAnsi"/>
+          <w:sz w:val="20"/>
+          <w:szCs w:val="20"/>
+        </w:rPr>
         <w:t xml:space="preserve">, </w:t>
       </w:r>
-      <w:proofErr w:type="spellStart"/>
-      <w:r>
-        <w:rPr>
-          <w:rFonts w:asciiTheme="majorHAnsi" w:hAnsiTheme="majorHAnsi" w:cstheme="majorHAnsi"/>
-          <w:sz w:val="20"/>
-          <w:szCs w:val="20"/>
-        </w:rPr>
-        <w:t>Javascript</w:t>
-      </w:r>
-      <w:proofErr w:type="spellEnd"/>
+      <w:r>
+        <w:rPr>
+          <w:rFonts w:asciiTheme="majorHAnsi" w:hAnsiTheme="majorHAnsi" w:cstheme="majorHAnsi"/>
+          <w:sz w:val="20"/>
+          <w:szCs w:val="20"/>
+        </w:rPr>
+        <w:t>VHDL</w:t>
+      </w:r>
       <w:r>
         <w:rPr>
           <w:rFonts w:asciiTheme="majorHAnsi" w:hAnsiTheme="majorHAnsi" w:cstheme="majorHAnsi"/>
@@ -4994,39 +4223,95 @@
           <w:sz w:val="20"/>
           <w:szCs w:val="20"/>
         </w:rPr>
-        <w:t>Languages: Arabic (</w:t>
-      </w:r>
-      <w:r>
-        <w:rPr>
-          <w:rFonts w:asciiTheme="majorHAnsi" w:hAnsiTheme="majorHAnsi" w:cstheme="majorHAnsi"/>
-          <w:sz w:val="20"/>
-          <w:szCs w:val="20"/>
-        </w:rPr>
-        <w:t>native speaker</w:t>
-      </w:r>
-      <w:r>
-        <w:rPr>
-          <w:rFonts w:asciiTheme="majorHAnsi" w:hAnsiTheme="majorHAnsi" w:cstheme="majorHAnsi"/>
-          <w:sz w:val="20"/>
-          <w:szCs w:val="20"/>
-        </w:rPr>
-        <w:t>), English (</w:t>
-      </w:r>
-      <w:r>
-        <w:rPr>
-          <w:rFonts w:asciiTheme="majorHAnsi" w:hAnsiTheme="majorHAnsi" w:cstheme="majorHAnsi"/>
-          <w:sz w:val="20"/>
-          <w:szCs w:val="20"/>
-        </w:rPr>
-        <w:t>fluent</w:t>
-      </w:r>
-      <w:r>
-        <w:rPr>
-          <w:rFonts w:asciiTheme="majorHAnsi" w:hAnsiTheme="majorHAnsi" w:cstheme="majorHAnsi"/>
-          <w:sz w:val="20"/>
-          <w:szCs w:val="20"/>
-        </w:rPr>
-        <w:t>)</w:t>
+        <w:t>Start gaining experience in Docker, Containers, and Dev containers Technologies.</w:t>
+      </w:r>
+    </w:p>
+    <w:p>
+      <w:pPr>
+        <w:pStyle w:val="ListParagraph"/>
+        <w:numPr>
+          <w:ilvl w:val="0"/>
+          <w:numId w:val="8"/>
+        </w:numPr>
+        <w:tabs>
+          <w:tab w:val="right" w:pos="0"/>
+          <w:tab w:val="left" w:pos="360"/>
+          <w:tab w:val="right" w:pos="10200"/>
+        </w:tabs>
+        <w:spacing w:after="120"/>
+        <w:rPr>
+          <w:rFonts w:asciiTheme="majorHAnsi" w:hAnsiTheme="majorHAnsi" w:cstheme="majorHAnsi"/>
+          <w:sz w:val="20"/>
+          <w:szCs w:val="20"/>
+        </w:rPr>
+      </w:pPr>
+      <w:r>
+        <w:rPr>
+          <w:rFonts w:asciiTheme="majorHAnsi" w:hAnsiTheme="majorHAnsi" w:cstheme="majorHAnsi"/>
+          <w:sz w:val="20"/>
+          <w:szCs w:val="20"/>
+        </w:rPr>
+        <w:t xml:space="preserve">Familiar with development environments like </w:t>
+      </w:r>
+      <w:r>
+        <w:rPr>
+          <w:rFonts w:asciiTheme="majorHAnsi" w:hAnsiTheme="majorHAnsi" w:cstheme="majorHAnsi"/>
+          <w:sz w:val="20"/>
+          <w:szCs w:val="20"/>
+        </w:rPr>
+        <w:t>VScode, PlatformIO, STM32Cube, Proteus</w:t>
+      </w:r>
+      <w:r>
+        <w:rPr>
+          <w:rFonts w:asciiTheme="majorHAnsi" w:hAnsiTheme="majorHAnsi" w:cstheme="majorHAnsi"/>
+          <w:sz w:val="20"/>
+          <w:szCs w:val="20"/>
+        </w:rPr>
+        <w:t>, Arduino</w:t>
+      </w:r>
+    </w:p>
+    <w:p>
+      <w:pPr>
+        <w:pStyle w:val="ListParagraph"/>
+        <w:numPr>
+          <w:ilvl w:val="0"/>
+          <w:numId w:val="8"/>
+        </w:numPr>
+        <w:tabs>
+          <w:tab w:val="right" w:pos="0"/>
+          <w:tab w:val="left" w:pos="360"/>
+          <w:tab w:val="right" w:pos="10200"/>
+        </w:tabs>
+        <w:spacing w:after="120"/>
+        <w:rPr>
+          <w:rFonts w:asciiTheme="majorHAnsi" w:hAnsiTheme="majorHAnsi" w:cstheme="majorHAnsi"/>
+          <w:sz w:val="20"/>
+          <w:szCs w:val="20"/>
+        </w:rPr>
+      </w:pPr>
+      <w:r>
+        <w:rPr>
+          <w:rFonts w:asciiTheme="majorHAnsi" w:hAnsiTheme="majorHAnsi" w:cstheme="majorHAnsi"/>
+          <w:sz w:val="20"/>
+          <w:szCs w:val="20"/>
+        </w:rPr>
+        <w:t xml:space="preserve">Data Management </w:t>
+      </w:r>
+      <w:r>
+        <w:rPr>
+          <w:rFonts w:asciiTheme="majorHAnsi" w:hAnsiTheme="majorHAnsi" w:cstheme="majorHAnsi"/>
+          <w:sz w:val="20"/>
+          <w:szCs w:val="20"/>
+        </w:rPr>
+        <w:t>experience</w:t>
+      </w:r>
+      <w:r>
+        <w:rPr>
+          <w:rFonts w:asciiTheme="majorHAnsi" w:hAnsiTheme="majorHAnsi" w:cstheme="majorHAnsi"/>
+          <w:sz w:val="20"/>
+          <w:szCs w:val="20"/>
+        </w:rPr>
+        <w:t>: SQL, NoSQL: MYSQL, MongoDB, Postgres, SQLite.</w:t>
       </w:r>
     </w:p>
     <w:p>
@@ -5575,20 +4860,8 @@
           <w:sz w:val="20"/>
           <w:lang w:val="en-GB"/>
         </w:rPr>
-        <w:t xml:space="preserve">Data </w:t>
-      </w:r>
-      <w:proofErr w:type="spellStart"/>
-      <w:r>
-        <w:rPr>
-          <w:rFonts w:asciiTheme="majorHAnsi" w:hAnsiTheme="majorHAnsi" w:cs="Arial"/>
-          <w:b/>
-          <w:spacing w:val="-2"/>
-          <w:sz w:val="20"/>
-          <w:lang w:val="en-GB"/>
-        </w:rPr>
-        <w:t>Modeling</w:t>
-      </w:r>
-      <w:proofErr w:type="spellEnd"/>
+        <w:t>Data Modeling</w:t>
+      </w:r>
       <w:r>
         <w:rPr>
           <w:rFonts w:asciiTheme="majorHAnsi" w:hAnsiTheme="majorHAnsi" w:cs="Arial"/>
@@ -6193,7 +5466,7 @@
     <w:tbl>
       <w:tblPr>
         <w:tblStyle w:val="TableGrid"/>
-        <w:tblW w:w="10352" w:type="dxa"/>
+        <w:tblW w:w="10552" w:type="dxa"/>
         <w:tblInd w:w="360" w:type="dxa"/>
         <w:tblBorders>
           <w:top w:val="none" w:sz="0" w:space="0" w:color="auto"/>
@@ -6206,16 +5479,16 @@
         <w:tblLook w:val="04A0" w:firstRow="1" w:lastRow="0" w:firstColumn="1" w:lastColumn="0" w:noHBand="0" w:noVBand="1"/>
       </w:tblPr>
       <w:tblGrid>
-        <w:gridCol w:w="5173"/>
-        <w:gridCol w:w="5179"/>
+        <w:gridCol w:w="5273"/>
+        <w:gridCol w:w="5279"/>
       </w:tblGrid>
       <w:tr>
         <w:trPr>
-          <w:trHeight w:val="1758"/>
+          <w:trHeight w:val="1529"/>
         </w:trPr>
         <w:tc>
           <w:tcPr>
-            <w:tcW w:w="5173" w:type="dxa"/>
+            <w:tcW w:w="5273" w:type="dxa"/>
           </w:tcPr>
           <w:p>
             <w:pPr>
@@ -6391,27 +5664,10 @@
               <w:t>ARIMA Models in Python</w:t>
             </w:r>
           </w:p>
-          <w:p>
-            <w:pPr>
-              <w:pStyle w:val="ListParagraph"/>
-              <w:tabs>
-                <w:tab w:val="right" w:pos="0"/>
-                <w:tab w:val="left" w:pos="360"/>
-                <w:tab w:val="right" w:pos="10200"/>
-              </w:tabs>
-              <w:ind w:left="0"/>
-              <w:rPr>
-                <w:rFonts w:asciiTheme="majorHAnsi" w:hAnsiTheme="majorHAnsi" w:cs="Arial"/>
-                <w:spacing w:val="-2"/>
-                <w:sz w:val="20"/>
-                <w:lang w:val="en-GB"/>
-              </w:rPr>
-            </w:pPr>
-          </w:p>
         </w:tc>
         <w:tc>
           <w:tcPr>
-            <w:tcW w:w="5179" w:type="dxa"/>
+            <w:tcW w:w="5279" w:type="dxa"/>
           </w:tcPr>
           <w:p>
             <w:pPr>
@@ -6548,7 +5804,6 @@
                 <w:lang w:val="en-GB"/>
               </w:rPr>
             </w:pPr>
-            <w:proofErr w:type="spellStart"/>
             <w:r>
               <w:rPr>
                 <w:rFonts w:asciiTheme="majorHAnsi" w:hAnsiTheme="majorHAnsi" w:cs="Arial"/>
@@ -6556,17 +5811,7 @@
                 <w:sz w:val="20"/>
                 <w:lang w:val="en-GB"/>
               </w:rPr>
-              <w:t>Analyzing</w:t>
-            </w:r>
-            <w:proofErr w:type="spellEnd"/>
-            <w:r>
-              <w:rPr>
-                <w:rFonts w:asciiTheme="majorHAnsi" w:hAnsiTheme="majorHAnsi" w:cs="Arial"/>
-                <w:spacing w:val="-2"/>
-                <w:sz w:val="20"/>
-                <w:lang w:val="en-GB"/>
-              </w:rPr>
-              <w:t xml:space="preserve"> IoT Data in Python</w:t>
+              <w:t>Analyzing IoT Data in Python</w:t>
             </w:r>
           </w:p>
           <w:p>
@@ -6670,7 +5915,7 @@
               <wp:lineTo x="0" y="0"/>
             </wp:wrapPolygon>
           </wp:wrapThrough>
-          <wp:docPr id="1562462900" name="Picture 1562462900"/>
+          <wp:docPr id="1799784645" name="Picture 1799784645"/>
           <wp:cNvGraphicFramePr>
             <a:graphicFrameLocks xmlns:a="http://schemas.openxmlformats.org/drawingml/2006/main" noChangeAspect="1"/>
           </wp:cNvGraphicFramePr>
@@ -6741,6 +5986,119 @@
 <file path=word/numbering.xml><?xml version="1.0" encoding="utf-8"?>
 <w:numbering xmlns:wpc="http://schemas.microsoft.com/office/word/2010/wordprocessingCanvas" xmlns:cx="http://schemas.microsoft.com/office/drawing/2014/chartex" xmlns:cx1="http://schemas.microsoft.com/office/drawing/2015/9/8/chartex" xmlns:cx2="http://schemas.microsoft.com/office/drawing/2015/10/21/chartex" xmlns:cx3="http://schemas.microsoft.com/office/drawing/2016/5/9/chartex" xmlns:cx4="http://schemas.microsoft.com/office/drawing/2016/5/10/chartex" xmlns:cx5="http://schemas.microsoft.com/office/drawing/2016/5/11/chartex" xmlns:cx6="http://schemas.microsoft.com/office/drawing/2016/5/12/chartex" xmlns:cx7="http://schemas.microsoft.com/office/drawing/2016/5/13/chartex" xmlns:cx8="http://schemas.microsoft.com/office/drawing/2016/5/14/chartex" xmlns:mc="http://schemas.openxmlformats.org/markup-compatibility/2006" xmlns:aink="http://schemas.microsoft.com/office/drawing/2016/ink" xmlns:am3d="http://schemas.microsoft.com/office/drawing/2017/model3d" xmlns:o="urn:schemas-microsoft-com:office:office" xmlns:oel="http://schemas.microsoft.com/office/2019/extlst" xmlns:r="http://schemas.openxmlformats.org/officeDocument/2006/relationships" xmlns:m="http://schemas.openxmlformats.org/officeDocument/2006/math" xmlns:v="urn:schemas-microsoft-com:vml" xmlns:wp14="http://schemas.microsoft.com/office/word/2010/wordprocessingDrawing" xmlns:wp="http://schemas.openxmlformats.org/drawingml/2006/wordprocessingDrawing" xmlns:w10="urn:schemas-microsoft-com:office:word" xmlns:w="http://schemas.openxmlformats.org/wordprocessingml/2006/main" xmlns:w14="http://schemas.microsoft.com/office/word/2010/wordml" xmlns:w15="http://schemas.microsoft.com/office/word/2012/wordml" xmlns:w16cex="http://schemas.microsoft.com/office/word/2018/wordml/cex" xmlns:w16cid="http://schemas.microsoft.com/office/word/2016/wordml/cid" xmlns:w16="http://schemas.microsoft.com/office/word/2018/wordml" xmlns:w16sdtdh="http://schemas.microsoft.com/office/word/2020/wordml/sdtdatahash" xmlns:w16se="http://schemas.microsoft.com/office/word/2015/wordml/symex" xmlns:wpg="http://schemas.microsoft.com/office/word/2010/wordprocessingGroup" xmlns:wpi="http://schemas.microsoft.com/office/word/2010/wordprocessingInk" xmlns:wne="http://schemas.microsoft.com/office/word/2006/wordml" xmlns:wps="http://schemas.microsoft.com/office/word/2010/wordprocessingShape" mc:Ignorable="w14 w15 w16se w16cid w16 w16cex w16sdtdh wp14">
   <w:abstractNum w:abstractNumId="0" w15:restartNumberingAfterBreak="0">
+    <w:nsid w:val="083F7C91"/>
+    <w:multiLevelType w:val="hybridMultilevel"/>
+    <w:tmpl w:val="51F2383C"/>
+    <w:lvl w:ilvl="0" w:tplc="05A00768">
+      <w:start w:val="1"/>
+      <w:numFmt w:val="bullet"/>
+      <w:lvlText w:val="-"/>
+      <w:lvlJc w:val="left"/>
+      <w:pPr>
+        <w:ind w:left="450" w:hanging="360"/>
+      </w:pPr>
+      <w:rPr>
+        <w:rFonts w:ascii="Courier New" w:hAnsi="Courier New" w:hint="default"/>
+      </w:rPr>
+    </w:lvl>
+    <w:lvl w:ilvl="1" w:tplc="04090003" w:tentative="1">
+      <w:start w:val="1"/>
+      <w:numFmt w:val="bullet"/>
+      <w:lvlText w:val="o"/>
+      <w:lvlJc w:val="left"/>
+      <w:pPr>
+        <w:ind w:left="1170" w:hanging="360"/>
+      </w:pPr>
+      <w:rPr>
+        <w:rFonts w:ascii="Courier New" w:hAnsi="Courier New" w:cs="Courier New" w:hint="default"/>
+      </w:rPr>
+    </w:lvl>
+    <w:lvl w:ilvl="2" w:tplc="04090005" w:tentative="1">
+      <w:start w:val="1"/>
+      <w:numFmt w:val="bullet"/>
+      <w:lvlText w:val=""/>
+      <w:lvlJc w:val="left"/>
+      <w:pPr>
+        <w:ind w:left="1890" w:hanging="360"/>
+      </w:pPr>
+      <w:rPr>
+        <w:rFonts w:ascii="Wingdings" w:hAnsi="Wingdings" w:hint="default"/>
+      </w:rPr>
+    </w:lvl>
+    <w:lvl w:ilvl="3" w:tplc="04090001" w:tentative="1">
+      <w:start w:val="1"/>
+      <w:numFmt w:val="bullet"/>
+      <w:lvlText w:val=""/>
+      <w:lvlJc w:val="left"/>
+      <w:pPr>
+        <w:ind w:left="2610" w:hanging="360"/>
+      </w:pPr>
+      <w:rPr>
+        <w:rFonts w:ascii="Symbol" w:hAnsi="Symbol" w:hint="default"/>
+      </w:rPr>
+    </w:lvl>
+    <w:lvl w:ilvl="4" w:tplc="04090003" w:tentative="1">
+      <w:start w:val="1"/>
+      <w:numFmt w:val="bullet"/>
+      <w:lvlText w:val="o"/>
+      <w:lvlJc w:val="left"/>
+      <w:pPr>
+        <w:ind w:left="3330" w:hanging="360"/>
+      </w:pPr>
+      <w:rPr>
+        <w:rFonts w:ascii="Courier New" w:hAnsi="Courier New" w:cs="Courier New" w:hint="default"/>
+      </w:rPr>
+    </w:lvl>
+    <w:lvl w:ilvl="5" w:tplc="04090005" w:tentative="1">
+      <w:start w:val="1"/>
+      <w:numFmt w:val="bullet"/>
+      <w:lvlText w:val=""/>
+      <w:lvlJc w:val="left"/>
+      <w:pPr>
+        <w:ind w:left="4050" w:hanging="360"/>
+      </w:pPr>
+      <w:rPr>
+        <w:rFonts w:ascii="Wingdings" w:hAnsi="Wingdings" w:hint="default"/>
+      </w:rPr>
+    </w:lvl>
+    <w:lvl w:ilvl="6" w:tplc="04090001" w:tentative="1">
+      <w:start w:val="1"/>
+      <w:numFmt w:val="bullet"/>
+      <w:lvlText w:val=""/>
+      <w:lvlJc w:val="left"/>
+      <w:pPr>
+        <w:ind w:left="4770" w:hanging="360"/>
+      </w:pPr>
+      <w:rPr>
+        <w:rFonts w:ascii="Symbol" w:hAnsi="Symbol" w:hint="default"/>
+      </w:rPr>
+    </w:lvl>
+    <w:lvl w:ilvl="7" w:tplc="04090003" w:tentative="1">
+      <w:start w:val="1"/>
+      <w:numFmt w:val="bullet"/>
+      <w:lvlText w:val="o"/>
+      <w:lvlJc w:val="left"/>
+      <w:pPr>
+        <w:ind w:left="5490" w:hanging="360"/>
+      </w:pPr>
+      <w:rPr>
+        <w:rFonts w:ascii="Courier New" w:hAnsi="Courier New" w:cs="Courier New" w:hint="default"/>
+      </w:rPr>
+    </w:lvl>
+    <w:lvl w:ilvl="8" w:tplc="04090005" w:tentative="1">
+      <w:start w:val="1"/>
+      <w:numFmt w:val="bullet"/>
+      <w:lvlText w:val=""/>
+      <w:lvlJc w:val="left"/>
+      <w:pPr>
+        <w:ind w:left="6210" w:hanging="360"/>
+      </w:pPr>
+      <w:rPr>
+        <w:rFonts w:ascii="Wingdings" w:hAnsi="Wingdings" w:hint="default"/>
+      </w:rPr>
+    </w:lvl>
+  </w:abstractNum>
+  <w:abstractNum w:abstractNumId="1" w15:restartNumberingAfterBreak="0">
     <w:nsid w:val="0FAF66FE"/>
     <w:multiLevelType w:val="hybridMultilevel"/>
     <w:tmpl w:val="3992F422"/>
@@ -6853,7 +6211,7 @@
       </w:rPr>
     </w:lvl>
   </w:abstractNum>
-  <w:abstractNum w:abstractNumId="1" w15:restartNumberingAfterBreak="0">
+  <w:abstractNum w:abstractNumId="2" w15:restartNumberingAfterBreak="0">
     <w:nsid w:val="14E427EB"/>
     <w:multiLevelType w:val="hybridMultilevel"/>
     <w:tmpl w:val="7CBE26E6"/>
@@ -6966,7 +6324,7 @@
       </w:rPr>
     </w:lvl>
   </w:abstractNum>
-  <w:abstractNum w:abstractNumId="2" w15:restartNumberingAfterBreak="0">
+  <w:abstractNum w:abstractNumId="3" w15:restartNumberingAfterBreak="0">
     <w:nsid w:val="2BBF0483"/>
     <w:multiLevelType w:val="hybridMultilevel"/>
     <w:tmpl w:val="935241F0"/>
@@ -7079,7 +6437,7 @@
       </w:rPr>
     </w:lvl>
   </w:abstractNum>
-  <w:abstractNum w:abstractNumId="3" w15:restartNumberingAfterBreak="0">
+  <w:abstractNum w:abstractNumId="4" w15:restartNumberingAfterBreak="0">
     <w:nsid w:val="2C573E3F"/>
     <w:multiLevelType w:val="hybridMultilevel"/>
     <w:tmpl w:val="2926DE26"/>
@@ -7192,7 +6550,7 @@
       </w:rPr>
     </w:lvl>
   </w:abstractNum>
-  <w:abstractNum w:abstractNumId="4" w15:restartNumberingAfterBreak="0">
+  <w:abstractNum w:abstractNumId="5" w15:restartNumberingAfterBreak="0">
     <w:nsid w:val="34723246"/>
     <w:multiLevelType w:val="hybridMultilevel"/>
     <w:tmpl w:val="AB6E2B5E"/>
@@ -7305,7 +6663,7 @@
       </w:rPr>
     </w:lvl>
   </w:abstractNum>
-  <w:abstractNum w:abstractNumId="5" w15:restartNumberingAfterBreak="0">
+  <w:abstractNum w:abstractNumId="6" w15:restartNumberingAfterBreak="0">
     <w:nsid w:val="35C16AA7"/>
     <w:multiLevelType w:val="hybridMultilevel"/>
     <w:tmpl w:val="AD1EEEE0"/>
@@ -7418,7 +6776,7 @@
       </w:rPr>
     </w:lvl>
   </w:abstractNum>
-  <w:abstractNum w:abstractNumId="6" w15:restartNumberingAfterBreak="0">
+  <w:abstractNum w:abstractNumId="7" w15:restartNumberingAfterBreak="0">
     <w:nsid w:val="3E562A14"/>
     <w:multiLevelType w:val="hybridMultilevel"/>
     <w:tmpl w:val="E89420F6"/>
@@ -7531,7 +6889,7 @@
       </w:rPr>
     </w:lvl>
   </w:abstractNum>
-  <w:abstractNum w:abstractNumId="7" w15:restartNumberingAfterBreak="0">
+  <w:abstractNum w:abstractNumId="8" w15:restartNumberingAfterBreak="0">
     <w:nsid w:val="48F92D9C"/>
     <w:multiLevelType w:val="hybridMultilevel"/>
     <w:tmpl w:val="E6E2EF4C"/>
@@ -7644,7 +7002,7 @@
       </w:rPr>
     </w:lvl>
   </w:abstractNum>
-  <w:abstractNum w:abstractNumId="8" w15:restartNumberingAfterBreak="0">
+  <w:abstractNum w:abstractNumId="9" w15:restartNumberingAfterBreak="0">
     <w:nsid w:val="4DFB5AF3"/>
     <w:multiLevelType w:val="hybridMultilevel"/>
     <w:tmpl w:val="C5AE3A4C"/>
@@ -7757,7 +7115,7 @@
       </w:rPr>
     </w:lvl>
   </w:abstractNum>
-  <w:abstractNum w:abstractNumId="9" w15:restartNumberingAfterBreak="0">
+  <w:abstractNum w:abstractNumId="10" w15:restartNumberingAfterBreak="0">
     <w:nsid w:val="593C1C43"/>
     <w:multiLevelType w:val="hybridMultilevel"/>
     <w:tmpl w:val="31F864F8"/>
@@ -7870,7 +7228,7 @@
       </w:rPr>
     </w:lvl>
   </w:abstractNum>
-  <w:abstractNum w:abstractNumId="10" w15:restartNumberingAfterBreak="0">
+  <w:abstractNum w:abstractNumId="11" w15:restartNumberingAfterBreak="0">
     <w:nsid w:val="59F265E6"/>
     <w:multiLevelType w:val="hybridMultilevel"/>
     <w:tmpl w:val="7D5A68E4"/>
@@ -7983,7 +7341,7 @@
       </w:rPr>
     </w:lvl>
   </w:abstractNum>
-  <w:abstractNum w:abstractNumId="11" w15:restartNumberingAfterBreak="0">
+  <w:abstractNum w:abstractNumId="12" w15:restartNumberingAfterBreak="0">
     <w:nsid w:val="63184F3C"/>
     <w:multiLevelType w:val="hybridMultilevel"/>
     <w:tmpl w:val="0FCC8786"/>
@@ -8096,7 +7454,7 @@
       </w:rPr>
     </w:lvl>
   </w:abstractNum>
-  <w:abstractNum w:abstractNumId="12" w15:restartNumberingAfterBreak="0">
+  <w:abstractNum w:abstractNumId="13" w15:restartNumberingAfterBreak="0">
     <w:nsid w:val="70C220C5"/>
     <w:multiLevelType w:val="hybridMultilevel"/>
     <w:tmpl w:val="5DF2A8C8"/>
@@ -8208,7 +7566,7 @@
       </w:rPr>
     </w:lvl>
   </w:abstractNum>
-  <w:abstractNum w:abstractNumId="13" w15:restartNumberingAfterBreak="0">
+  <w:abstractNum w:abstractNumId="14" w15:restartNumberingAfterBreak="0">
     <w:nsid w:val="762A0A7E"/>
     <w:multiLevelType w:val="hybridMultilevel"/>
     <w:tmpl w:val="A8A2E83C"/>
@@ -8321,7 +7679,7 @@
       </w:rPr>
     </w:lvl>
   </w:abstractNum>
-  <w:abstractNum w:abstractNumId="14" w15:restartNumberingAfterBreak="0">
+  <w:abstractNum w:abstractNumId="15" w15:restartNumberingAfterBreak="0">
     <w:nsid w:val="78CB512A"/>
     <w:multiLevelType w:val="hybridMultilevel"/>
     <w:tmpl w:val="ECF04CD6"/>
@@ -8461,7 +7819,7 @@
       </w:rPr>
     </w:lvl>
   </w:abstractNum>
-  <w:abstractNum w:abstractNumId="15" w15:restartNumberingAfterBreak="0">
+  <w:abstractNum w:abstractNumId="16" w15:restartNumberingAfterBreak="0">
     <w:nsid w:val="7B960AE8"/>
     <w:multiLevelType w:val="hybridMultilevel"/>
     <w:tmpl w:val="15C81900"/>
@@ -8574,7 +7932,7 @@
       </w:rPr>
     </w:lvl>
   </w:abstractNum>
-  <w:abstractNum w:abstractNumId="16" w15:restartNumberingAfterBreak="0">
+  <w:abstractNum w:abstractNumId="17" w15:restartNumberingAfterBreak="0">
     <w:nsid w:val="7E665719"/>
     <w:multiLevelType w:val="hybridMultilevel"/>
     <w:tmpl w:val="533EE9D0"/>
@@ -8688,58 +8046,61 @@
     </w:lvl>
   </w:abstractNum>
   <w:num w:numId="1" w16cid:durableId="819152958">
+    <w:abstractNumId w:val="10"/>
+  </w:num>
+  <w:num w:numId="2" w16cid:durableId="816148423">
+    <w:abstractNumId w:val="14"/>
+  </w:num>
+  <w:num w:numId="3" w16cid:durableId="1037512763">
+    <w:abstractNumId w:val="4"/>
+  </w:num>
+  <w:num w:numId="4" w16cid:durableId="860510669">
+    <w:abstractNumId w:val="12"/>
+  </w:num>
+  <w:num w:numId="5" w16cid:durableId="970400557">
+    <w:abstractNumId w:val="6"/>
+  </w:num>
+  <w:num w:numId="6" w16cid:durableId="606541874">
+    <w:abstractNumId w:val="8"/>
+  </w:num>
+  <w:num w:numId="7" w16cid:durableId="989023358">
+    <w:abstractNumId w:val="3"/>
+  </w:num>
+  <w:num w:numId="8" w16cid:durableId="1442652682">
     <w:abstractNumId w:val="9"/>
   </w:num>
-  <w:num w:numId="2" w16cid:durableId="816148423">
+  <w:num w:numId="9" w16cid:durableId="673845749">
+    <w:abstractNumId w:val="7"/>
+  </w:num>
+  <w:num w:numId="10" w16cid:durableId="1547831232">
+    <w:abstractNumId w:val="7"/>
+  </w:num>
+  <w:num w:numId="11" w16cid:durableId="685330891">
     <w:abstractNumId w:val="13"/>
   </w:num>
-  <w:num w:numId="3" w16cid:durableId="1037512763">
-    <w:abstractNumId w:val="3"/>
+  <w:num w:numId="12" w16cid:durableId="186412567">
+    <w:abstractNumId w:val="5"/>
   </w:num>
-  <w:num w:numId="4" w16cid:durableId="860510669">
+  <w:num w:numId="13" w16cid:durableId="1357196963">
     <w:abstractNumId w:val="11"/>
   </w:num>
-  <w:num w:numId="5" w16cid:durableId="970400557">
-    <w:abstractNumId w:val="5"/>
-  </w:num>
-  <w:num w:numId="6" w16cid:durableId="606541874">
-    <w:abstractNumId w:val="7"/>
-  </w:num>
-  <w:num w:numId="7" w16cid:durableId="989023358">
+  <w:num w:numId="14" w16cid:durableId="608049990">
     <w:abstractNumId w:val="2"/>
   </w:num>
-  <w:num w:numId="8" w16cid:durableId="1442652682">
-    <w:abstractNumId w:val="8"/>
+  <w:num w:numId="15" w16cid:durableId="403450138">
+    <w:abstractNumId w:val="17"/>
   </w:num>
-  <w:num w:numId="9" w16cid:durableId="673845749">
-    <w:abstractNumId w:val="6"/>
+  <w:num w:numId="16" w16cid:durableId="378096988">
+    <w:abstractNumId w:val="16"/>
   </w:num>
-  <w:num w:numId="10" w16cid:durableId="1547831232">
-    <w:abstractNumId w:val="6"/>
-  </w:num>
-  <w:num w:numId="11" w16cid:durableId="685330891">
-    <w:abstractNumId w:val="12"/>
-  </w:num>
-  <w:num w:numId="12" w16cid:durableId="186412567">
-    <w:abstractNumId w:val="4"/>
-  </w:num>
-  <w:num w:numId="13" w16cid:durableId="1357196963">
-    <w:abstractNumId w:val="10"/>
-  </w:num>
-  <w:num w:numId="14" w16cid:durableId="608049990">
+  <w:num w:numId="17" w16cid:durableId="795100334">
     <w:abstractNumId w:val="1"/>
   </w:num>
-  <w:num w:numId="15" w16cid:durableId="403450138">
-    <w:abstractNumId w:val="16"/>
-  </w:num>
-  <w:num w:numId="16" w16cid:durableId="378096988">
+  <w:num w:numId="18" w16cid:durableId="80176235">
     <w:abstractNumId w:val="15"/>
   </w:num>
-  <w:num w:numId="17" w16cid:durableId="795100334">
+  <w:num w:numId="19" w16cid:durableId="530189515">
     <w:abstractNumId w:val="0"/>
-  </w:num>
-  <w:num w:numId="18" w16cid:durableId="80176235">
-    <w:abstractNumId w:val="14"/>
   </w:num>
 </w:numbering>
 </file>
